--- a/PP-salygos/templates/DPSK_LTEN_SALYGOS.docx
+++ b/PP-salygos/templates/DPSK_LTEN_SALYGOS.docx
@@ -52,7 +52,7 @@
                 <w:u w:val="none"/>
                 <w:lang w:val="lt-LT"/>
               </w:rPr>
-              <w:t>/ĮMONĖS PAVADINIMAS/</w:t>
+              <w:t>ĮMONĖS PAVADINIMAS</w:t>
             </w:r>
           </w:p>
         </w:tc>
@@ -1857,15 +1857,15 @@
                 <w:sz w:val="20"/>
                 <w:szCs w:val="20"/>
               </w:rPr>
-              <w:t>/ĮMONĖS PAVADINIMAS/</w:t>
-            </w:r>
-            <w:r>
-              <w:rPr>
-                <w:rFonts w:ascii="Arial" w:hAnsi="Arial" w:cs="Arial"/>
-                <w:sz w:val="20"/>
-                <w:szCs w:val="20"/>
-              </w:rPr>
-              <w:t xml:space="preserve"> pirkimų komisijos darbo reglamentą ir pagal jai pateiktas užduotis bei </w:t>
+              <w:t>ĮMONĖS PAVADINIMAS</w:t>
+            </w:r>
+            <w:r>
+              <w:rPr>
+                <w:rFonts w:ascii="Arial" w:hAnsi="Arial" w:cs="Arial"/>
+                <w:sz w:val="20"/>
+                <w:szCs w:val="20"/>
+              </w:rPr>
+              <w:t xml:space="preserve"> pirkimų komisijos darbo reglamentą ir pagal </w:t>
             </w:r>
             <w:r>
               <w:rPr>
@@ -1874,7 +1874,7 @@
                 <w:szCs w:val="20"/>
               </w:rPr>
               <w:lastRenderedPageBreak/>
-              <w:t xml:space="preserve">suteiktus įgaliojimus vykdo šio </w:t>
+              <w:t xml:space="preserve">jai pateiktas užduotis bei suteiktus įgaliojimus vykdo šio </w:t>
             </w:r>
             <w:r>
               <w:rPr>
@@ -1958,7 +1958,7 @@
                 <w:szCs w:val="20"/>
                 <w:lang w:val="en-GB"/>
               </w:rPr>
-              <w:t>/ĮMONĖS PAVADINIMAS/</w:t>
+              <w:t>ĮMONĖS PAVADINIMAS</w:t>
             </w:r>
             <w:r>
               <w:rPr>
@@ -1967,7 +1967,7 @@
                 <w:szCs w:val="20"/>
                 <w:lang w:val="en-GB"/>
               </w:rPr>
-              <w:t xml:space="preserve"> approved by the Contracting Entity and carries out the procedures of </w:t>
+              <w:t xml:space="preserve"> approved by </w:t>
             </w:r>
             <w:r>
               <w:rPr>
@@ -1977,7 +1977,7 @@
                 <w:lang w:val="en-GB"/>
               </w:rPr>
               <w:lastRenderedPageBreak/>
-              <w:t xml:space="preserve">this </w:t>
+              <w:t xml:space="preserve">the Contracting Entity and carries out the procedures of this </w:t>
             </w:r>
             <w:r>
               <w:rPr>
@@ -3320,7 +3320,7 @@
                 <w:sz w:val="20"/>
                 <w:szCs w:val="20"/>
               </w:rPr>
-              <w:t>/ĮMONĖS PAVADINIMAS/</w:t>
+              <w:t>ĮMONĖS PAVADINIMAS</w:t>
             </w:r>
             <w:r>
               <w:rPr>
@@ -3396,7 +3396,7 @@
                 <w:szCs w:val="20"/>
                 <w:lang w:val="en-GB"/>
               </w:rPr>
-              <w:t>/ĮMONĖS PAVADINIMAS/</w:t>
+              <w:t>ĮMONĖS PAVADINIMAS</w:t>
             </w:r>
             <w:r>
               <w:rPr>
@@ -3937,6 +3937,7 @@
                 <w:sz w:val="20"/>
                 <w:szCs w:val="20"/>
               </w:rPr>
+              <w:lastRenderedPageBreak/>
               <w:t>1.19.</w:t>
             </w:r>
           </w:p>
@@ -4024,16 +4025,7 @@
                 <w:sz w:val="20"/>
                 <w:szCs w:val="20"/>
               </w:rPr>
-              <w:t xml:space="preserve">irkimo sutarties vykdymui pasitelkiamas trečiasis asmuo, kurio </w:t>
-            </w:r>
-            <w:r>
-              <w:rPr>
-                <w:rFonts w:ascii="Arial" w:hAnsi="Arial" w:cs="Arial"/>
-                <w:sz w:val="20"/>
-                <w:szCs w:val="20"/>
-              </w:rPr>
-              <w:lastRenderedPageBreak/>
-              <w:t xml:space="preserve">kvalifikacija </w:t>
+              <w:t xml:space="preserve">irkimo sutarties vykdymui pasitelkiamas trečiasis asmuo, kurio kvalifikacija </w:t>
             </w:r>
             <w:r>
               <w:rPr>
@@ -4090,7 +4082,6 @@
                 <w:szCs w:val="20"/>
                 <w:lang w:val="en-GB"/>
               </w:rPr>
-              <w:lastRenderedPageBreak/>
               <w:t>Sub-supplier</w:t>
             </w:r>
           </w:p>
@@ -4144,17 +4135,7 @@
                 <w:szCs w:val="20"/>
                 <w:lang w:val="en-GB"/>
               </w:rPr>
-              <w:t xml:space="preserve">upplier does not rely on to meet the qualification requirements </w:t>
-            </w:r>
-            <w:r>
-              <w:rPr>
-                <w:rFonts w:ascii="Arial" w:hAnsi="Arial" w:cs="Arial"/>
-                <w:sz w:val="20"/>
-                <w:szCs w:val="20"/>
-                <w:lang w:val="en-GB"/>
-              </w:rPr>
-              <w:lastRenderedPageBreak/>
-              <w:t xml:space="preserve">for the performance of the </w:t>
+              <w:t xml:space="preserve">upplier does not rely on to meet the qualification requirements for the performance of the </w:t>
             </w:r>
             <w:r>
               <w:rPr>
@@ -4236,7 +4217,6 @@
                 <w:sz w:val="20"/>
                 <w:szCs w:val="20"/>
               </w:rPr>
-              <w:lastRenderedPageBreak/>
               <w:t>1.2</w:t>
             </w:r>
             <w:r>
@@ -5170,7 +5150,7 @@
                 <w:sz w:val="20"/>
                 <w:szCs w:val="20"/>
               </w:rPr>
-              <w:t>/ĮMONĖS PAVADINIMAS/</w:t>
+              <w:t>ĮMONĖS PAVADINIMAS</w:t>
             </w:r>
             <w:r>
               <w:rPr>
@@ -5263,7 +5243,7 @@
                 <w:szCs w:val="20"/>
                 <w:lang w:val="en-US"/>
               </w:rPr>
-              <w:t>/ĮMONĖS PAVADINIMAS/</w:t>
+              <w:t>ĮMONĖS PAVADINIMAS</w:t>
             </w:r>
             <w:r>
               <w:rPr>
@@ -5866,6 +5846,7 @@
                 <w:sz w:val="20"/>
                 <w:szCs w:val="20"/>
               </w:rPr>
+              <w:lastRenderedPageBreak/>
               <w:t>2</w:t>
             </w:r>
             <w:r>
@@ -6347,7 +6328,6 @@
                 <w:sz w:val="20"/>
                 <w:szCs w:val="20"/>
               </w:rPr>
-              <w:lastRenderedPageBreak/>
               <w:t>2.7.2.2.</w:t>
             </w:r>
           </w:p>
@@ -7618,7 +7598,16 @@
                 <w:sz w:val="20"/>
                 <w:szCs w:val="20"/>
               </w:rPr>
-              <w:t>iekėjų grupės narys, Subtiekėjas, Ūkio subjektas, kurio pajėgumais remiamasi, Kvazisubtiekėjas, kuris yra fizinis asmuo, – nuolat gyvenantis ar turintis pilietybę) Europos Sąjungos valstybėje narėje, Šiaurės Atlanto sutarties organizacijos valstybėje narėje ar trečiojoje šalyje, pasirašiusioje PĮ 29 straipsnio 4 dalyje nurodytus tarptautinius susitarimus.</w:t>
+              <w:t xml:space="preserve">iekėjų grupės narys, Subtiekėjas, Ūkio subjektas, kurio pajėgumais remiamasi, Kvazisubtiekėjas, kuris yra fizinis </w:t>
+            </w:r>
+            <w:r>
+              <w:rPr>
+                <w:rFonts w:ascii="Arial" w:hAnsi="Arial" w:cs="Arial"/>
+                <w:sz w:val="20"/>
+                <w:szCs w:val="20"/>
+              </w:rPr>
+              <w:lastRenderedPageBreak/>
+              <w:t>asmuo, – nuolat gyvenantis ar turintis pilietybę) Europos Sąjungos valstybėje narėje, Šiaurės Atlanto sutarties organizacijos valstybėje narėje ar trečiojoje šalyje, pasirašiusioje PĮ 29 straipsnio 4 dalyje nurodytus tarptautinius susitarimus.</w:t>
             </w:r>
           </w:p>
         </w:tc>
@@ -7651,6 +7640,7 @@
                 <w:szCs w:val="20"/>
                 <w:lang w:val="en-US"/>
               </w:rPr>
+              <w:lastRenderedPageBreak/>
               <w:t>suppliers</w:t>
             </w:r>
             <w:r>
@@ -7714,7 +7704,17 @@
                 <w:szCs w:val="20"/>
                 <w:lang w:val="en-US"/>
               </w:rPr>
-              <w:t>upplier relies, and Quasi-Sub-suppliers if they are natural persons) not registered or having citizenship</w:t>
+              <w:t>upplier relies, and Quasi-Sub-</w:t>
+            </w:r>
+            <w:r>
+              <w:rPr>
+                <w:rFonts w:ascii="Arial" w:hAnsi="Arial" w:cs="Arial"/>
+                <w:sz w:val="20"/>
+                <w:szCs w:val="20"/>
+                <w:lang w:val="en-US"/>
+              </w:rPr>
+              <w:lastRenderedPageBreak/>
+              <w:t>suppliers if they are natural persons) not registered or having citizenship</w:t>
             </w:r>
             <w:r>
               <w:rPr>
@@ -7796,6 +7796,7 @@
                 <w:sz w:val="20"/>
                 <w:szCs w:val="20"/>
               </w:rPr>
+              <w:lastRenderedPageBreak/>
               <w:t>2.15.</w:t>
             </w:r>
           </w:p>
@@ -7851,19 +7852,7 @@
                 <w:sz w:val="20"/>
                 <w:szCs w:val="20"/>
               </w:rPr>
-              <w:t xml:space="preserve">[įrašomas dokumento pavadinimas arba nurodomas šių pirkimo sąlygų priedas, </w:t>
-            </w:r>
-            <w:r>
-              <w:rPr>
-                <w:rFonts w:ascii="Arial" w:hAnsi="Arial" w:cs="Arial"/>
-                <w:i/>
-                <w:iCs/>
-                <w:color w:val="FF0000"/>
-                <w:sz w:val="20"/>
-                <w:szCs w:val="20"/>
-              </w:rPr>
-              <w:lastRenderedPageBreak/>
-              <w:t>kuriame (kuriuose) yra nustatyti pirkime taikomi aplinkos apsaugos kriterijai</w:t>
+              <w:t>[įrašomas dokumento pavadinimas arba nurodomas šių pirkimo sąlygų priedas, kuriame (kuriuose) yra nustatyti pirkime taikomi aplinkos apsaugos kriterijai</w:t>
             </w:r>
             <w:r>
               <w:rPr>
@@ -7920,7 +7909,6 @@
                 <w:szCs w:val="20"/>
                 <w:lang w:val="en-US"/>
               </w:rPr>
-              <w:lastRenderedPageBreak/>
               <w:t xml:space="preserve">The environmental protection criteria applied to the establishment of the DPS are set out in </w:t>
             </w:r>
             <w:r>
@@ -7933,20 +7921,7 @@
                 <w:szCs w:val="20"/>
                 <w:lang w:val="en-US"/>
               </w:rPr>
-              <w:t xml:space="preserve">[insert the name of the document or indicate the annex to these procurement conditions, in which the environmental protection criteria applied </w:t>
-            </w:r>
-            <w:r>
-              <w:rPr>
-                <w:rFonts w:ascii="Arial" w:hAnsi="Arial" w:cs="Arial"/>
-                <w:i/>
-                <w:iCs/>
-                <w:color w:val="FF0000"/>
-                <w:sz w:val="20"/>
-                <w:szCs w:val="20"/>
-                <w:lang w:val="en-US"/>
-              </w:rPr>
-              <w:lastRenderedPageBreak/>
-              <w:t>in the procurement are set out].</w:t>
+              <w:t>[insert the name of the document or indicate the annex to these procurement conditions, in which the environmental protection criteria applied in the procurement are set out].</w:t>
             </w:r>
             <w:r>
               <w:rPr>
@@ -8029,7 +8004,6 @@
                 <w:sz w:val="20"/>
                 <w:szCs w:val="20"/>
               </w:rPr>
-              <w:lastRenderedPageBreak/>
               <w:t>2.15.</w:t>
             </w:r>
           </w:p>
@@ -8911,6 +8885,7 @@
                 <w:sz w:val="20"/>
                 <w:szCs w:val="20"/>
               </w:rPr>
+              <w:lastRenderedPageBreak/>
               <w:t>3.3.</w:t>
             </w:r>
           </w:p>
@@ -9311,7 +9286,6 @@
                 <w:sz w:val="20"/>
                 <w:szCs w:val="20"/>
               </w:rPr>
-              <w:lastRenderedPageBreak/>
               <w:t>3.4.</w:t>
             </w:r>
           </w:p>
@@ -10133,7 +10107,16 @@
                 <w:sz w:val="20"/>
                 <w:szCs w:val="20"/>
               </w:rPr>
-              <w:t xml:space="preserve">Atsakydamas į kiekvieną tiekėjo CVP IS susirašinėjimo priemonėmis pateiktą prašymą paaiškinti Pirkimo sąlygas, jeigu jis buvo pateiktas nepasibaigus nustatytam terminui, arba aiškindamas, tikslindamas Pirkimo sąlygas savo iniciatyva, Perkantysis subjektas turi paaiškinimus, patikslinimus paskelbti CVP IS ir išsiųsti visiems tiekėjams, kurie prisijungė prie Pirkimo, ne vėliau kaip likus 6 dienoms iki pirminių </w:t>
+              <w:t xml:space="preserve">Atsakydamas į kiekvieną tiekėjo CVP IS susirašinėjimo priemonėmis pateiktą prašymą paaiškinti Pirkimo sąlygas, jeigu jis buvo pateiktas nepasibaigus nustatytam terminui, arba aiškindamas, tikslindamas Pirkimo sąlygas savo iniciatyva, Perkantysis subjektas turi paaiškinimus, </w:t>
+            </w:r>
+            <w:r>
+              <w:rPr>
+                <w:rFonts w:ascii="Arial" w:hAnsi="Arial" w:cs="Arial"/>
+                <w:sz w:val="20"/>
+                <w:szCs w:val="20"/>
+              </w:rPr>
+              <w:lastRenderedPageBreak/>
+              <w:t xml:space="preserve">patikslinimus paskelbti CVP IS ir išsiųsti visiems tiekėjams, kurie prisijungė prie Pirkimo, ne vėliau kaip likus 6 dienoms iki pirminių </w:t>
             </w:r>
             <w:r>
               <w:rPr>
@@ -10182,6 +10165,7 @@
                 <w:szCs w:val="20"/>
                 <w:lang w:val="en-US"/>
               </w:rPr>
+              <w:lastRenderedPageBreak/>
               <w:t xml:space="preserve">In response to each </w:t>
             </w:r>
             <w:r>
@@ -10272,7 +10256,17 @@
                 <w:szCs w:val="20"/>
                 <w:lang w:val="en-US"/>
               </w:rPr>
-              <w:t xml:space="preserve">onditions on its own initiative, the Contracting Entity must publish the clarifications/amendments in CPP IS and send them to all </w:t>
+              <w:t xml:space="preserve">onditions on its own initiative, the Contracting Entity must publish the clarifications/amendments in CPP IS and </w:t>
+            </w:r>
+            <w:r>
+              <w:rPr>
+                <w:rFonts w:ascii="Arial" w:hAnsi="Arial" w:cs="Arial"/>
+                <w:sz w:val="20"/>
+                <w:szCs w:val="20"/>
+                <w:lang w:val="en-US"/>
+              </w:rPr>
+              <w:lastRenderedPageBreak/>
+              <w:t xml:space="preserve">send them to all </w:t>
             </w:r>
             <w:r>
               <w:rPr>
@@ -10354,6 +10348,7 @@
                 <w:sz w:val="20"/>
                 <w:szCs w:val="20"/>
               </w:rPr>
+              <w:lastRenderedPageBreak/>
               <w:t>4.4.</w:t>
             </w:r>
           </w:p>
@@ -10378,16 +10373,7 @@
                 <w:sz w:val="20"/>
                 <w:szCs w:val="20"/>
               </w:rPr>
-              <w:t xml:space="preserve">Tuo atveju, kai tikslinama skelbime apie Pirkimą paskelbta informacija, Perkantysis subjektas atitinkamai patikslina skelbimą apie Pirkimą ir, prireikus, pratęsia pirminių paraiškų pateikimo terminą, tokiam laikotarpiui, kad tiekėjai, rengdami paraiškas, galėtų susipažinti ir įvertinti patikslinimus. Jeigu Perkantysis subjektas paaiškindamas (patikslindamas) Pirkimo dokumentus negali jų pateikti taip, kad visi tiekėjai juos gautų ne vėliau nei </w:t>
-            </w:r>
-            <w:r>
-              <w:rPr>
-                <w:rFonts w:ascii="Arial" w:hAnsi="Arial" w:cs="Arial"/>
-                <w:sz w:val="20"/>
-                <w:szCs w:val="20"/>
-              </w:rPr>
-              <w:lastRenderedPageBreak/>
-              <w:t xml:space="preserve">nurodyta šių sąlygų 4.3. punkte, perkelia pirminių </w:t>
+              <w:t xml:space="preserve">Tuo atveju, kai tikslinama skelbime apie Pirkimą paskelbta informacija, Perkantysis subjektas atitinkamai patikslina skelbimą apie Pirkimą ir, prireikus, pratęsia pirminių paraiškų pateikimo terminą, tokiam laikotarpiui, kad tiekėjai, rengdami paraiškas, galėtų susipažinti ir įvertinti patikslinimus. Jeigu Perkantysis subjektas paaiškindamas (patikslindamas) Pirkimo dokumentus negali jų pateikti taip, kad visi tiekėjai juos gautų ne vėliau nei nurodyta šių sąlygų 4.3. punkte, perkelia pirminių </w:t>
             </w:r>
             <w:r>
               <w:rPr>
@@ -10452,7 +10438,6 @@
                 <w:szCs w:val="20"/>
                 <w:lang w:val="en-US"/>
               </w:rPr>
-              <w:lastRenderedPageBreak/>
               <w:t xml:space="preserve">If the clarification concerns information published in the Contract </w:t>
             </w:r>
             <w:r>
@@ -10507,17 +10492,7 @@
                 <w:szCs w:val="20"/>
                 <w:lang w:val="en-US"/>
               </w:rPr>
-              <w:t xml:space="preserve">uppliers to review and evaluate the clarifications. If the Contracting Entity is unable to publish the clarifications on </w:t>
-            </w:r>
-            <w:r>
-              <w:rPr>
-                <w:rFonts w:ascii="Arial" w:hAnsi="Arial" w:cs="Arial"/>
-                <w:sz w:val="20"/>
-                <w:szCs w:val="20"/>
-                <w:lang w:val="en-US"/>
-              </w:rPr>
-              <w:lastRenderedPageBreak/>
-              <w:t>time as set out in point 4.3, it must extend the deadline for submission of initial Applications accordingly.</w:t>
+              <w:t>uppliers to review and evaluate the clarifications. If the Contracting Entity is unable to publish the clarifications on time as set out in point 4.3, it must extend the deadline for submission of initial Applications accordingly.</w:t>
             </w:r>
           </w:p>
         </w:tc>
@@ -10545,7 +10520,6 @@
                 <w:sz w:val="20"/>
                 <w:szCs w:val="20"/>
               </w:rPr>
-              <w:lastRenderedPageBreak/>
               <w:t>4.5.</w:t>
             </w:r>
           </w:p>
@@ -11223,7 +11197,16 @@
                 <w:sz w:val="20"/>
                 <w:szCs w:val="20"/>
               </w:rPr>
-              <w:t xml:space="preserve"> Jei tiekėjas pateikia daugiau nei vieną paraišką ir (arba) kaip </w:t>
+              <w:t xml:space="preserve"> Jei </w:t>
+            </w:r>
+            <w:r>
+              <w:rPr>
+                <w:rFonts w:ascii="Arial" w:hAnsi="Arial" w:cs="Arial"/>
+                <w:sz w:val="20"/>
+                <w:szCs w:val="20"/>
+              </w:rPr>
+              <w:lastRenderedPageBreak/>
+              <w:t xml:space="preserve">tiekėjas pateikia daugiau nei vieną paraišką ir (arba) kaip </w:t>
             </w:r>
             <w:r>
               <w:rPr>
@@ -11297,6 +11280,7 @@
                 <w:szCs w:val="20"/>
                 <w:lang w:val="en-US"/>
               </w:rPr>
+              <w:lastRenderedPageBreak/>
               <w:t xml:space="preserve">Suppliers may submit Applications for one, several, or all categories. The number of categories for which Suppliers may submit Applications is not limited. However, if a </w:t>
             </w:r>
             <w:r>
@@ -11315,7 +11299,17 @@
                 <w:szCs w:val="20"/>
                 <w:lang w:val="en-US"/>
               </w:rPr>
-              <w:t xml:space="preserve">upplier submits more than one Application and/or participates as a member of a </w:t>
+              <w:t xml:space="preserve">upplier submits more than one Application and/or participates as </w:t>
+            </w:r>
+            <w:r>
+              <w:rPr>
+                <w:rFonts w:ascii="Arial" w:hAnsi="Arial" w:cs="Arial"/>
+                <w:sz w:val="20"/>
+                <w:szCs w:val="20"/>
+                <w:lang w:val="en-US"/>
+              </w:rPr>
+              <w:lastRenderedPageBreak/>
+              <w:t xml:space="preserve">a member of a </w:t>
             </w:r>
             <w:r>
               <w:rPr>
@@ -11362,6 +11356,7 @@
                 <w:sz w:val="20"/>
                 <w:szCs w:val="20"/>
               </w:rPr>
+              <w:lastRenderedPageBreak/>
               <w:t>5.2.</w:t>
             </w:r>
           </w:p>
@@ -11529,7 +11524,6 @@
                 <w:tag w:val="goog_rdk_72"/>
                 <w:id w:val="909963220"/>
               </w:sdtPr>
-              <w:sdtEndPr/>
               <w:sdtContent/>
             </w:sdt>
             <w:r>
@@ -11643,16 +11637,7 @@
                 <w:sz w:val="20"/>
                 <w:szCs w:val="20"/>
               </w:rPr>
-              <w:t xml:space="preserve">Tiekėjai, iki paraiškų pateikimo termino pabaigos pateikę paraišką tik dėl dalyvavimo dalyje DPS kategorijų, bet </w:t>
-            </w:r>
-            <w:r>
-              <w:rPr>
-                <w:rFonts w:ascii="Arial" w:eastAsia="Arial" w:hAnsi="Arial" w:cs="Arial"/>
-                <w:sz w:val="20"/>
-                <w:szCs w:val="20"/>
-              </w:rPr>
-              <w:lastRenderedPageBreak/>
-              <w:t>kuriuo metu DPS galiojimo laikotarpiu gali pateikti paraišką ir dėl dalyvavimo kitose kategorijose.</w:t>
+              <w:t>Tiekėjai, iki paraiškų pateikimo termino pabaigos pateikę paraišką tik dėl dalyvavimo dalyje DPS kategorijų, bet kuriuo metu DPS galiojimo laikotarpiu gali pateikti paraišką ir dėl dalyvavimo kitose kategorijose.</w:t>
             </w:r>
           </w:p>
         </w:tc>
@@ -11678,18 +11663,7 @@
                 <w:szCs w:val="20"/>
                 <w:lang w:val="en-US"/>
               </w:rPr>
-              <w:lastRenderedPageBreak/>
-              <w:t xml:space="preserve">After the first invitation to participate in a Specific Procurement is sent, the deadline for submission of initial Applications no longer applies. Suppliers may submit Applications at any time during the validity period of the DPS. Suppliers who submitted Applications for only some categories before the initial deadline </w:t>
-            </w:r>
-            <w:r>
-              <w:rPr>
-                <w:rFonts w:ascii="Arial" w:hAnsi="Arial" w:cs="Arial"/>
-                <w:sz w:val="20"/>
-                <w:szCs w:val="20"/>
-                <w:lang w:val="en-US"/>
-              </w:rPr>
-              <w:lastRenderedPageBreak/>
-              <w:t>may submit additional Applications for other categories at any time during the DPS validity period.</w:t>
+              <w:t>After the first invitation to participate in a Specific Procurement is sent, the deadline for submission of initial Applications no longer applies. Suppliers may submit Applications at any time during the validity period of the DPS. Suppliers who submitted Applications for only some categories before the initial deadline may submit additional Applications for other categories at any time during the DPS validity period.</w:t>
             </w:r>
           </w:p>
         </w:tc>
@@ -11718,7 +11692,6 @@
                 <w:sz w:val="20"/>
                 <w:szCs w:val="20"/>
               </w:rPr>
-              <w:lastRenderedPageBreak/>
               <w:t>5.5.</w:t>
             </w:r>
           </w:p>
@@ -12371,7 +12344,6 @@
                 <w:tag w:val="goog_rdk_77"/>
                 <w:id w:val="-167558100"/>
               </w:sdtPr>
-              <w:sdtEndPr/>
               <w:sdtContent/>
             </w:sdt>
             <w:r>
@@ -12900,6 +12872,7 @@
                 <w:sz w:val="20"/>
                 <w:szCs w:val="20"/>
               </w:rPr>
+              <w:lastRenderedPageBreak/>
               <w:t>5.5.7.</w:t>
             </w:r>
           </w:p>
@@ -13451,7 +13424,6 @@
                 <w:sz w:val="20"/>
                 <w:szCs w:val="20"/>
               </w:rPr>
-              <w:lastRenderedPageBreak/>
               <w:t>5.8.</w:t>
             </w:r>
           </w:p>
@@ -13960,7 +13932,6 @@
                 <w:tag w:val="goog_rdk_87"/>
                 <w:id w:val="1328715031"/>
               </w:sdtPr>
-              <w:sdtEndPr/>
               <w:sdtContent/>
             </w:sdt>
             <w:r>
@@ -13969,7 +13940,16 @@
                 <w:sz w:val="20"/>
                 <w:szCs w:val="20"/>
               </w:rPr>
-              <w:t>tikslus vertimas į lietuvių arba anglų kalbą. Kilus ginčui, jei kuris nors dokumentas yra parengtas kita, nei pirkimo dokumentuose reikalaujama kalba, pirmenybė yra teikiama dokumentams ar dokumentų vertimui lietuvių arba anglų kalba. Kilus įtarimų dėl pateikto dokumento vertimo kokybės ir (ar) jo atitikties dokumento originalo turiniui, Perkantysis subjektas pasilieka teisę reikalauti pateikti vertėjo parašu ir vertimų biuro antspaudu (jei turi) patvirtintą šio dokumento vertimą ir (arba) nurodyti, kad vertimą atlikusio asmens parašas būtų patvirtintas notariškai.</w:t>
+              <w:t xml:space="preserve">tikslus vertimas į lietuvių arba anglų kalbą. Kilus ginčui, jei kuris nors dokumentas yra parengtas kita, nei pirkimo dokumentuose reikalaujama kalba, pirmenybė yra teikiama dokumentams ar dokumentų vertimui lietuvių arba anglų kalba. Kilus įtarimų dėl pateikto dokumento </w:t>
+            </w:r>
+            <w:r>
+              <w:rPr>
+                <w:rFonts w:ascii="Arial" w:hAnsi="Arial" w:cs="Arial"/>
+                <w:sz w:val="20"/>
+                <w:szCs w:val="20"/>
+              </w:rPr>
+              <w:lastRenderedPageBreak/>
+              <w:t>vertimo kokybės ir (ar) jo atitikties dokumento originalo turiniui, Perkantysis subjektas pasilieka teisę reikalauti pateikti vertėjo parašu ir vertimų biuro antspaudu (jei turi) patvirtintą šio dokumento vertimą ir (arba) nurodyti, kad vertimą atlikusio asmens parašas būtų patvirtintas notariškai.</w:t>
             </w:r>
           </w:p>
         </w:tc>
@@ -13995,6 +13975,7 @@
                 <w:szCs w:val="20"/>
                 <w:lang w:val="en"/>
               </w:rPr>
+              <w:lastRenderedPageBreak/>
               <w:t xml:space="preserve">The </w:t>
             </w:r>
             <w:r>
@@ -14031,7 +14012,17 @@
                 <w:szCs w:val="20"/>
                 <w:lang w:val="en"/>
               </w:rPr>
-              <w:t>pplication are not prepared in Lithuanian or English, an accurate translation into Lithuanian or English must be provided. In the event of a dispute, if any document is prepared in a language other than that required in the procurement documents, priority shall be given to documents or translations of documents in Lithuanian or English. In the event of suspicions regarding the quality of the translation of the submitted document and (or) its compliance with the content of the original document, the Contracting Entity reserves the right to require the submission of a translation of this document certified by the translator's signature and the seal of the translation agency (if available) and (or) to indicate that the signature of the person who performed the translation be notarized.</w:t>
+              <w:t xml:space="preserve">pplication are not prepared in Lithuanian or English, an accurate translation into Lithuanian or English must be provided. In the event of a dispute, if any document is prepared in a language other than that required in the procurement documents, priority shall be given to documents or translations of documents in Lithuanian or English. In the event of suspicions </w:t>
+            </w:r>
+            <w:r>
+              <w:rPr>
+                <w:rFonts w:ascii="Arial" w:hAnsi="Arial" w:cs="Arial"/>
+                <w:sz w:val="20"/>
+                <w:szCs w:val="20"/>
+                <w:lang w:val="en"/>
+              </w:rPr>
+              <w:lastRenderedPageBreak/>
+              <w:t>regarding the quality of the translation of the submitted document and (or) its compliance with the content of the original document, the Contracting Entity reserves the right to require the submission of a translation of this document certified by the translator's signature and the seal of the translation agency (if available) and (or) to indicate that the signature of the person who performed the translation be notarized.</w:t>
             </w:r>
           </w:p>
         </w:tc>
@@ -14059,6 +14050,7 @@
                 <w:sz w:val="20"/>
                 <w:szCs w:val="20"/>
               </w:rPr>
+              <w:lastRenderedPageBreak/>
               <w:t>6.</w:t>
             </w:r>
           </w:p>
@@ -14499,7 +14491,6 @@
                 <w:sz w:val="20"/>
                 <w:szCs w:val="20"/>
               </w:rPr>
-              <w:lastRenderedPageBreak/>
               <w:t>6.3.1.</w:t>
             </w:r>
           </w:p>
@@ -15359,6 +15350,7 @@
                 <w:sz w:val="20"/>
                 <w:szCs w:val="20"/>
               </w:rPr>
+              <w:lastRenderedPageBreak/>
               <w:t>6.7.</w:t>
             </w:r>
           </w:p>
@@ -16125,16 +16117,7 @@
                 <w:sz w:val="20"/>
                 <w:szCs w:val="20"/>
               </w:rPr>
-              <w:t xml:space="preserve">tiekėjas turi būti pašalintas dėl egzistuojančių pašalinimo pagrindų, taip pat ir tais atvejais, kai tiekėjas remiasi ūkio subjekto pajėgumais, tačiau ūkio subjekto padėtis atitinka nustatytus pašalinimo pagrindus ir Perkančiojo </w:t>
-            </w:r>
-            <w:r>
-              <w:rPr>
-                <w:rFonts w:ascii="Arial" w:hAnsi="Arial" w:cs="Arial"/>
-                <w:sz w:val="20"/>
-                <w:szCs w:val="20"/>
-              </w:rPr>
-              <w:lastRenderedPageBreak/>
-              <w:t>subjekto nurodymu tiekėjas nepakeitė šio ūkio subjekto pašalinimo pagrindų neturinčiu ūkio subjektu. Tiekėjai nepašalinami, jeigu yra sąlygos, nustatytos 7.2 punkte;</w:t>
+              <w:t>tiekėjas turi būti pašalintas dėl egzistuojančių pašalinimo pagrindų, taip pat ir tais atvejais, kai tiekėjas remiasi ūkio subjekto pajėgumais, tačiau ūkio subjekto padėtis atitinka nustatytus pašalinimo pagrindus ir Perkančiojo subjekto nurodymu tiekėjas nepakeitė šio ūkio subjekto pašalinimo pagrindų neturinčiu ūkio subjektu. Tiekėjai nepašalinami, jeigu yra sąlygos, nustatytos 7.2 punkte;</w:t>
             </w:r>
           </w:p>
         </w:tc>
@@ -16167,7 +16150,6 @@
                 <w:szCs w:val="20"/>
                 <w:lang w:val="en-US"/>
               </w:rPr>
-              <w:lastRenderedPageBreak/>
               <w:t xml:space="preserve">the supplier must be excluded due to existing exclusion grounds, including cases where the supplier relies on the capacity of an economic entity, but the position of the economic entity meets the established exclusion </w:t>
             </w:r>
             <w:r>
@@ -16186,17 +16168,7 @@
                 <w:szCs w:val="20"/>
                 <w:lang w:val="en-US"/>
               </w:rPr>
-              <w:t xml:space="preserve"> and </w:t>
-            </w:r>
-            <w:r>
-              <w:rPr>
-                <w:rFonts w:ascii="Arial" w:hAnsi="Arial" w:cs="Arial"/>
-                <w:sz w:val="20"/>
-                <w:szCs w:val="20"/>
-                <w:lang w:val="en-US"/>
-              </w:rPr>
-              <w:lastRenderedPageBreak/>
-              <w:t xml:space="preserve">the supplier did not replace this economic entity with an entity without exclusion grounds as instructed by the Contracting Entity. Suppliers are not excluded if the conditions specified in </w:t>
+              <w:t xml:space="preserve"> and the supplier did not replace this economic entity with an entity without exclusion grounds as instructed by the Contracting Entity. Suppliers are not excluded if the conditions specified in </w:t>
             </w:r>
             <w:r>
               <w:rPr>
@@ -16251,7 +16223,6 @@
                 <w:sz w:val="20"/>
                 <w:szCs w:val="20"/>
               </w:rPr>
-              <w:lastRenderedPageBreak/>
               <w:t>7.1.3.</w:t>
             </w:r>
           </w:p>
@@ -16636,7 +16607,39 @@
                 <w:sz w:val="20"/>
                 <w:szCs w:val="20"/>
               </w:rPr>
-              <w:t>priedo 1-7 punktus, Perkantysis subjektas jo nepašalina iš Pirkimo procedūros, kai yra abi šios sąlygos kartu:</w:t>
+              <w:t xml:space="preserve">priedo </w:t>
+            </w:r>
+            <w:r>
+              <w:rPr>
+                <w:rFonts w:ascii="Arial" w:hAnsi="Arial" w:cs="Arial"/>
+                <w:sz w:val="20"/>
+                <w:szCs w:val="20"/>
+              </w:rPr>
+              <w:t xml:space="preserve">1 lentelės </w:t>
+            </w:r>
+            <w:r>
+              <w:rPr>
+                <w:rFonts w:ascii="Arial" w:hAnsi="Arial" w:cs="Arial"/>
+                <w:sz w:val="20"/>
+                <w:szCs w:val="20"/>
+              </w:rPr>
+              <w:t>1-</w:t>
+            </w:r>
+            <w:r>
+              <w:rPr>
+                <w:rFonts w:ascii="Arial" w:hAnsi="Arial" w:cs="Arial"/>
+                <w:sz w:val="20"/>
+                <w:szCs w:val="20"/>
+              </w:rPr>
+              <w:t>12</w:t>
+            </w:r>
+            <w:r>
+              <w:rPr>
+                <w:rFonts w:ascii="Arial" w:hAnsi="Arial" w:cs="Arial"/>
+                <w:sz w:val="20"/>
+                <w:szCs w:val="20"/>
+              </w:rPr>
+              <w:t xml:space="preserve"> punktus, Perkantysis subjektas jo nepašalina iš Pirkimo procedūros, kai yra abi šios sąlygos kartu:</w:t>
             </w:r>
           </w:p>
         </w:tc>
@@ -16668,7 +16671,43 @@
                 <w:szCs w:val="20"/>
                 <w:lang w:val="en-US"/>
               </w:rPr>
-              <w:t>If the supplier does not meet the requirements specified in points 1-7 of Annex 1 of the Procurement documents, the Contracting Entity does not exclude the supplier from the Procurement procedure when both of the following conditions are met:</w:t>
+              <w:t>If the supplier does not meet the requirements specified in points 1-</w:t>
+            </w:r>
+            <w:r>
+              <w:rPr>
+                <w:rFonts w:ascii="Arial" w:hAnsi="Arial" w:cs="Arial"/>
+                <w:sz w:val="20"/>
+                <w:szCs w:val="20"/>
+                <w:lang w:val="en-US"/>
+              </w:rPr>
+              <w:t>12</w:t>
+            </w:r>
+            <w:r>
+              <w:rPr>
+                <w:rFonts w:ascii="Arial" w:hAnsi="Arial" w:cs="Arial"/>
+                <w:sz w:val="20"/>
+                <w:szCs w:val="20"/>
+                <w:lang w:val="en-US"/>
+              </w:rPr>
+              <w:t xml:space="preserve"> of</w:t>
+            </w:r>
+            <w:r>
+              <w:rPr>
+                <w:rFonts w:ascii="Arial" w:hAnsi="Arial" w:cs="Arial"/>
+                <w:sz w:val="20"/>
+                <w:szCs w:val="20"/>
+                <w:lang w:val="en-US"/>
+              </w:rPr>
+              <w:t xml:space="preserve"> Table 1 of</w:t>
+            </w:r>
+            <w:r>
+              <w:rPr>
+                <w:rFonts w:ascii="Arial" w:hAnsi="Arial" w:cs="Arial"/>
+                <w:sz w:val="20"/>
+                <w:szCs w:val="20"/>
+                <w:lang w:val="en-US"/>
+              </w:rPr>
+              <w:t xml:space="preserve"> Annex 1 of the Procurement documents, the Contracting Entity does not exclude the supplier from the Procurement procedure when both of the following conditions are met:</w:t>
             </w:r>
           </w:p>
         </w:tc>
@@ -16781,6 +16820,7 @@
                 <w:sz w:val="20"/>
                 <w:szCs w:val="20"/>
               </w:rPr>
+              <w:lastRenderedPageBreak/>
               <w:t>7.2.1.1.</w:t>
             </w:r>
           </w:p>
@@ -16805,7 +16845,39 @@
                 <w:sz w:val="20"/>
                 <w:szCs w:val="20"/>
               </w:rPr>
-              <w:t>savanoriškai sumokėjo arba įsipareigojo sumokėti kompensaciją už žalą, padarytą dėl Pirkimo dokumentų 1 priedo 1-8 punktuose nurodyto pažeidimo, jeigu taikytina;</w:t>
+              <w:t xml:space="preserve">savanoriškai sumokėjo arba įsipareigojo sumokėti kompensaciją už žalą, padarytą dėl Pirkimo dokumentų 1 priedo </w:t>
+            </w:r>
+            <w:r>
+              <w:rPr>
+                <w:rFonts w:ascii="Arial" w:hAnsi="Arial" w:cs="Arial"/>
+                <w:sz w:val="20"/>
+                <w:szCs w:val="20"/>
+              </w:rPr>
+              <w:t xml:space="preserve">1 lentelės </w:t>
+            </w:r>
+            <w:r>
+              <w:rPr>
+                <w:rFonts w:ascii="Arial" w:hAnsi="Arial" w:cs="Arial"/>
+                <w:sz w:val="20"/>
+                <w:szCs w:val="20"/>
+              </w:rPr>
+              <w:t>1-</w:t>
+            </w:r>
+            <w:r>
+              <w:rPr>
+                <w:rFonts w:ascii="Arial" w:hAnsi="Arial" w:cs="Arial"/>
+                <w:sz w:val="20"/>
+                <w:szCs w:val="20"/>
+              </w:rPr>
+              <w:t>12</w:t>
+            </w:r>
+            <w:r>
+              <w:rPr>
+                <w:rFonts w:ascii="Arial" w:hAnsi="Arial" w:cs="Arial"/>
+                <w:sz w:val="20"/>
+                <w:szCs w:val="20"/>
+              </w:rPr>
+              <w:t xml:space="preserve"> punktuose nurodyto pažeidimo, jeigu taikytina;</w:t>
             </w:r>
           </w:p>
         </w:tc>
@@ -16838,7 +16910,43 @@
                 <w:szCs w:val="20"/>
                 <w:lang w:val="en-US"/>
               </w:rPr>
-              <w:t>voluntarily paid or committed to pay compensation for damage caused by the violation specified in points 1-8 of Annex 1 of the Procurement documents, if applicable</w:t>
+              <w:t>voluntarily paid or committed to pay compensation for damage caused by the violation specified in points 1-</w:t>
+            </w:r>
+            <w:r>
+              <w:rPr>
+                <w:rFonts w:ascii="Arial" w:hAnsi="Arial" w:cs="Arial"/>
+                <w:sz w:val="20"/>
+                <w:szCs w:val="20"/>
+                <w:lang w:val="en-US"/>
+              </w:rPr>
+              <w:t>12</w:t>
+            </w:r>
+            <w:r>
+              <w:rPr>
+                <w:rFonts w:ascii="Arial" w:hAnsi="Arial" w:cs="Arial"/>
+                <w:sz w:val="20"/>
+                <w:szCs w:val="20"/>
+                <w:lang w:val="en-US"/>
+              </w:rPr>
+              <w:t xml:space="preserve"> of </w:t>
+            </w:r>
+            <w:r>
+              <w:rPr>
+                <w:rFonts w:ascii="Arial" w:hAnsi="Arial" w:cs="Arial"/>
+                <w:sz w:val="20"/>
+                <w:szCs w:val="20"/>
+                <w:lang w:val="en-US"/>
+              </w:rPr>
+              <w:t xml:space="preserve">Table 1 of </w:t>
+            </w:r>
+            <w:r>
+              <w:rPr>
+                <w:rFonts w:ascii="Arial" w:hAnsi="Arial" w:cs="Arial"/>
+                <w:sz w:val="20"/>
+                <w:szCs w:val="20"/>
+                <w:lang w:val="en-US"/>
+              </w:rPr>
+              <w:t>Annex 1 of the Procurement documents, if applicable</w:t>
             </w:r>
             <w:r>
               <w:rPr>
@@ -17345,7 +17453,6 @@
                 <w:sz w:val="20"/>
                 <w:szCs w:val="20"/>
               </w:rPr>
-              <w:lastRenderedPageBreak/>
               <w:t>7.4.</w:t>
             </w:r>
           </w:p>
@@ -17904,7 +18011,17 @@
                 <w:sz w:val="20"/>
                 <w:szCs w:val="20"/>
               </w:rPr>
-              <w:t>Pirkimo vykdytojas tiekėją pašalina iš pirkimo procedūros, jeigu paaiškėja, kad dėl savo veiksmų ar neveikimo prieš tokią pirkimo procedūrą ar jos metu tiekėjas atitinka bent vieną iš šių sąlygų 1 priede „Tiekėjų pašalinimo pagrindai“ nustatytų tiekėjo pašalinimo pagrindų.</w:t>
+              <w:t xml:space="preserve">Pirkimo vykdytojas tiekėją pašalina iš pirkimo procedūros, jeigu paaiškėja, kad dėl savo veiksmų ar neveikimo prieš tokią pirkimo procedūrą ar jos </w:t>
+            </w:r>
+            <w:r>
+              <w:rPr>
+                <w:rFonts w:ascii="Arial" w:hAnsi="Arial" w:cs="Arial"/>
+                <w:color w:val="FF0000"/>
+                <w:sz w:val="20"/>
+                <w:szCs w:val="20"/>
+              </w:rPr>
+              <w:lastRenderedPageBreak/>
+              <w:t>metu tiekėjas atitinka bent vieną iš šių sąlygų 1 priede „Tiekėjų pašalinimo pagrindai“ nustatytų tiekėjo pašalinimo pagrindų.</w:t>
             </w:r>
           </w:p>
         </w:tc>
@@ -17937,6 +18054,7 @@
                 <w:szCs w:val="20"/>
                 <w:lang w:val="en-US"/>
               </w:rPr>
+              <w:lastRenderedPageBreak/>
               <w:t xml:space="preserve">The </w:t>
             </w:r>
             <w:r>
@@ -17987,6 +18105,7 @@
                 <w:szCs w:val="20"/>
                 <w:lang w:val="en-US"/>
               </w:rPr>
+              <w:lastRenderedPageBreak/>
               <w:t>p</w:t>
             </w:r>
             <w:r>
@@ -18035,6 +18154,7 @@
                 <w:sz w:val="20"/>
                 <w:szCs w:val="20"/>
               </w:rPr>
+              <w:lastRenderedPageBreak/>
               <w:t>8.3.</w:t>
             </w:r>
           </w:p>
@@ -18333,17 +18453,7 @@
                 <w:sz w:val="20"/>
                 <w:szCs w:val="20"/>
               </w:rPr>
-              <w:t xml:space="preserve">Nepaisant 8.2. ir 8.3. punktų nuostatų, tiekėjas iš pirkimo nepašalinamas VPĮ 46 straipsnio 3 ir 10  dalyse nustatytais atvejais (atsižvelgiant į VPĮ 46 straipsnio 11 ir 12 dalių nuostatas), taip pat jeigu pagal VPĮ 46 straipsnio 8 </w:t>
-            </w:r>
-            <w:r>
-              <w:rPr>
-                <w:rFonts w:ascii="Arial" w:hAnsi="Arial" w:cs="Arial"/>
-                <w:color w:val="FF0000"/>
-                <w:sz w:val="20"/>
-                <w:szCs w:val="20"/>
-              </w:rPr>
-              <w:lastRenderedPageBreak/>
-              <w:t>dalį vertindamas tiekėjo patikimumą pirkimo vykdytojas priėmė sprendimą, kad tiekėjo pašalinimas iš pirkimo procedūros būtų neproporcingas vertinamam tiekėjo elgesiui pirkimo vykdytojas priėmė sprendimą, kad esant nustatytam pašalinimo pagrindui pagal VPĮ 46 straipsnio 4 dalies 7 punkto c papunktį būtų reikšmingai apribota konkurencija. Priimant sprendimus dėl tiekėjo pašalinimo iš pirkimo procedūros 8.3 punkte nurodytais pašalinimo pagrindais gali būti atsižvelgiama į pagal VPĮ 52 ir 91 straipsnius arba PĮ 63 ir 99 straipsnius skelbiamą informaciją.</w:t>
+              <w:t>Nepaisant 8.2. ir 8.3. punktų nuostatų, tiekėjas iš pirkimo nepašalinamas VPĮ 46 straipsnio 3 ir 10  dalyse nustatytais atvejais (atsižvelgiant į VPĮ 46 straipsnio 11 ir 12 dalių nuostatas), taip pat jeigu pagal VPĮ 46 straipsnio 8 dalį vertindamas tiekėjo patikimumą pirkimo vykdytojas priėmė sprendimą, kad tiekėjo pašalinimas iš pirkimo procedūros būtų neproporcingas vertinamam tiekėjo elgesiui pirkimo vykdytojas priėmė sprendimą, kad esant nustatytam pašalinimo pagrindui pagal VPĮ 46 straipsnio 4 dalies 7 punkto c papunktį būtų reikšmingai apribota konkurencija. Priimant sprendimus dėl tiekėjo pašalinimo iš pirkimo procedūros 8.3 punkte nurodytais pašalinimo pagrindais gali būti atsižvelgiama į pagal VPĮ 52 ir 91 straipsnius arba PĮ 63 ir 99 straipsnius skelbiamą informaciją.</w:t>
             </w:r>
           </w:p>
         </w:tc>
@@ -18376,19 +18486,7 @@
                 <w:szCs w:val="20"/>
                 <w:lang w:val="en-US"/>
               </w:rPr>
-              <w:lastRenderedPageBreak/>
-              <w:t xml:space="preserve">Despite the provisions of clauses 8.2 and 8.3, the supplier is not excluded from the procurement in the cases specified in Article 46, Parts 3 and 10 of the LPP (considering the provisions of Article 46, Parts 11 and 12 of the LPP), and if the </w:t>
-            </w:r>
-            <w:r>
-              <w:rPr>
-                <w:rFonts w:ascii="Arial" w:hAnsi="Arial" w:cs="Arial"/>
-                <w:color w:val="FF0000"/>
-                <w:sz w:val="20"/>
-                <w:szCs w:val="20"/>
-                <w:lang w:val="en-US"/>
-              </w:rPr>
-              <w:lastRenderedPageBreak/>
-              <w:t>procurement agent, evaluating the supplier's reliability according to Article 46, Part 8 of the LPP, decides that excluding the supplier from the procurement procedure would be disproportionate to the supplier's behavior. The procurement agent decides that the application of the grounds for exclusion specified in Article 46, Part 4, Point 7, Sub-point c of the LPP would significantly restrict competition. When making decisions on the exclusion of the supplier from the procurement procedure based on the grounds for exclusion specified in clause 8.3, information published according to Articles 52 and 91 of the LPP or Articles 63 and 99 of the LP may be considered.</w:t>
+              <w:t>Despite the provisions of clauses 8.2 and 8.3, the supplier is not excluded from the procurement in the cases specified in Article 46, Parts 3 and 10 of the LPP (considering the provisions of Article 46, Parts 11 and 12 of the LPP), and if the procurement agent, evaluating the supplier's reliability according to Article 46, Part 8 of the LPP, decides that excluding the supplier from the procurement procedure would be disproportionate to the supplier's behavior. The procurement agent decides that the application of the grounds for exclusion specified in Article 46, Part 4, Point 7, Sub-point c of the LPP would significantly restrict competition. When making decisions on the exclusion of the supplier from the procurement procedure based on the grounds for exclusion specified in clause 8.3, information published according to Articles 52 and 91 of the LPP or Articles 63 and 99 of the LP may be considered.</w:t>
             </w:r>
           </w:p>
         </w:tc>
@@ -18416,7 +18514,6 @@
                 <w:sz w:val="20"/>
                 <w:szCs w:val="20"/>
               </w:rPr>
-              <w:lastRenderedPageBreak/>
               <w:t>8.6.</w:t>
             </w:r>
           </w:p>
@@ -18501,6 +18598,7 @@
                 <w:sz w:val="20"/>
                 <w:szCs w:val="20"/>
               </w:rPr>
+              <w:lastRenderedPageBreak/>
               <w:t>8.7.</w:t>
             </w:r>
           </w:p>
@@ -18941,7 +19039,6 @@
                 <w:sz w:val="20"/>
                 <w:szCs w:val="20"/>
               </w:rPr>
-              <w:lastRenderedPageBreak/>
               <w:t>9.3.</w:t>
             </w:r>
           </w:p>
@@ -19156,6 +19253,7 @@
                 <w:sz w:val="20"/>
                 <w:szCs w:val="20"/>
               </w:rPr>
+              <w:lastRenderedPageBreak/>
               <w:t>10.</w:t>
             </w:r>
           </w:p>
@@ -20278,7 +20376,6 @@
                 <w:sz w:val="20"/>
                 <w:szCs w:val="20"/>
               </w:rPr>
-              <w:lastRenderedPageBreak/>
               <w:t>10.</w:t>
             </w:r>
             <w:r>
@@ -20658,6 +20755,7 @@
                 <w:sz w:val="20"/>
                 <w:szCs w:val="20"/>
               </w:rPr>
+              <w:lastRenderedPageBreak/>
               <w:t>10.</w:t>
             </w:r>
             <w:r>
@@ -21403,17 +21501,7 @@
                 <w:sz w:val="20"/>
                 <w:szCs w:val="20"/>
               </w:rPr>
-              <w:t xml:space="preserve">Pirkimo vykdytojas bet kuriuo DPS galiojimo metu gali paprašyti tiekėjų, kuriems leista dalyvauti DPS, pateikti atnaujintą ar patikslintą EBVPD. Duomenys turi būti atnaujinami, patikslinami per 5 darbo dienas nuo pirkimo </w:t>
-            </w:r>
-            <w:r>
-              <w:rPr>
-                <w:rFonts w:ascii="Arial" w:hAnsi="Arial" w:cs="Arial"/>
-                <w:iCs/>
-                <w:sz w:val="20"/>
-                <w:szCs w:val="20"/>
-              </w:rPr>
-              <w:lastRenderedPageBreak/>
-              <w:t>vykdytojo kreipimosi. VPĮ 50 straipsnio 4, 5 ir 6 dalių nuostatos dėl tiekėjų kvalifikaciją ir pašalinimo pagrindų nebuvimą įrodančių dokumentų taikomos visą DPS galiojimo laikotarpį.</w:t>
+              <w:t>Pirkimo vykdytojas bet kuriuo DPS galiojimo metu gali paprašyti tiekėjų, kuriems leista dalyvauti DPS, pateikti atnaujintą ar patikslintą EBVPD. Duomenys turi būti atnaujinami, patikslinami per 5 darbo dienas nuo pirkimo vykdytojo kreipimosi. VPĮ 50 straipsnio 4, 5 ir 6 dalių nuostatos dėl tiekėjų kvalifikaciją ir pašalinimo pagrindų nebuvimą įrodančių dokumentų taikomos visą DPS galiojimo laikotarpį.</w:t>
             </w:r>
           </w:p>
         </w:tc>
@@ -21447,7 +21535,6 @@
                 <w:szCs w:val="20"/>
                 <w:lang w:val="en-US"/>
               </w:rPr>
-              <w:lastRenderedPageBreak/>
               <w:t>At any time during the validity of the DPS, the procurement agent may request suppliers</w:t>
             </w:r>
             <w:r>
@@ -21492,19 +21579,7 @@
                 <w:szCs w:val="20"/>
                 <w:lang w:val="en-US"/>
               </w:rPr>
-              <w:t xml:space="preserve"> to submit an updated or revised ESPD. The data must be updated or revised within 5 working days from the procurement agent's </w:t>
-            </w:r>
-            <w:r>
-              <w:rPr>
-                <w:rFonts w:ascii="Arial" w:hAnsi="Arial" w:cs="Arial"/>
-                <w:bCs/>
-                <w:iCs/>
-                <w:sz w:val="20"/>
-                <w:szCs w:val="20"/>
-                <w:lang w:val="en-US"/>
-              </w:rPr>
-              <w:lastRenderedPageBreak/>
-              <w:t>request. The provisions of Article 50, Parts 4, 5, and 6 of the LPP regarding documents proving the supplier's qualification and absence of exclusion grounds apply throughout the validity period of the DPS</w:t>
+              <w:t xml:space="preserve"> to submit an updated or revised ESPD. The data must be updated or revised within 5 working days from the procurement agent's request. The provisions of Article 50, Parts 4, 5, and 6 of the LPP regarding documents proving the supplier's qualification and absence of exclusion grounds apply throughout the validity period of the DPS</w:t>
             </w:r>
             <w:r>
               <w:rPr>
@@ -21543,7 +21618,6 @@
                 <w:sz w:val="20"/>
                 <w:szCs w:val="20"/>
               </w:rPr>
-              <w:lastRenderedPageBreak/>
               <w:t>11.</w:t>
             </w:r>
           </w:p>
@@ -21665,7 +21739,17 @@
                 <w:szCs w:val="20"/>
                 <w:lang w:eastAsia="lt-LT"/>
               </w:rPr>
-              <w:t xml:space="preserve">Perkantysis subjektas bet kuriuo metu turi teisę savo iniciatyva nutraukti Pirkimo procedūras, kuriomis siekiama sukurti DPS, jeigu atsirado aplinkybių, kurių nebuvo galima numatyti, arba Pirkimo sąlygose padaryta esminių klaidų, dėl kurių DPS sukurti nebėra tikslinga arba ją sukūrus būtų įsigytas </w:t>
+              <w:t xml:space="preserve">Perkantysis subjektas bet kuriuo metu turi teisę savo iniciatyva nutraukti Pirkimo procedūras, kuriomis siekiama sukurti DPS, jeigu atsirado aplinkybių, kurių nebuvo galima numatyti, arba Pirkimo sąlygose padaryta esminių klaidų, dėl kurių DPS sukurti nebėra tikslinga arba ją sukūrus būtų </w:t>
+            </w:r>
+            <w:r>
+              <w:rPr>
+                <w:rFonts w:ascii="Arial" w:hAnsi="Arial" w:cs="Arial"/>
+                <w:sz w:val="20"/>
+                <w:szCs w:val="20"/>
+                <w:lang w:eastAsia="lt-LT"/>
+              </w:rPr>
+              <w:lastRenderedPageBreak/>
+              <w:t xml:space="preserve">įsigytas </w:t>
             </w:r>
             <w:r>
               <w:rPr>
@@ -21731,6 +21815,7 @@
                 <w:szCs w:val="20"/>
                 <w:lang w:val="en-US" w:eastAsia="lt-LT"/>
               </w:rPr>
+              <w:lastRenderedPageBreak/>
               <w:t xml:space="preserve">The Contracting Entity has the right to terminate the </w:t>
             </w:r>
             <w:r>
@@ -21767,7 +21852,17 @@
                 <w:szCs w:val="20"/>
                 <w:lang w:val="en-US" w:eastAsia="lt-LT"/>
               </w:rPr>
-              <w:t xml:space="preserve">rocurement conditions that make the establishment of the DPS no longer feasible or would result in the </w:t>
+              <w:t xml:space="preserve">rocurement conditions that make the establishment of the DPS no longer feasible or would </w:t>
+            </w:r>
+            <w:r>
+              <w:rPr>
+                <w:rFonts w:ascii="Arial" w:hAnsi="Arial" w:cs="Arial"/>
+                <w:sz w:val="20"/>
+                <w:szCs w:val="20"/>
+                <w:lang w:val="en-US" w:eastAsia="lt-LT"/>
+              </w:rPr>
+              <w:lastRenderedPageBreak/>
+              <w:t xml:space="preserve">result in the </w:t>
             </w:r>
             <w:r>
               <w:rPr>
@@ -21876,6 +21971,7 @@
                 <w:sz w:val="20"/>
                 <w:szCs w:val="20"/>
               </w:rPr>
+              <w:lastRenderedPageBreak/>
               <w:t>11.2.</w:t>
             </w:r>
           </w:p>
@@ -22838,7 +22934,6 @@
                 <w:sz w:val="20"/>
                 <w:szCs w:val="20"/>
               </w:rPr>
-              <w:lastRenderedPageBreak/>
               <w:t>12.3.</w:t>
             </w:r>
           </w:p>
@@ -23250,6 +23345,7 @@
                 <w:sz w:val="20"/>
                 <w:szCs w:val="20"/>
               </w:rPr>
+              <w:lastRenderedPageBreak/>
               <w:t>13.2.</w:t>
             </w:r>
           </w:p>
@@ -24056,7 +24152,6 @@
                 <w:sz w:val="20"/>
                 <w:szCs w:val="20"/>
               </w:rPr>
-              <w:lastRenderedPageBreak/>
               <w:t>15.2.</w:t>
             </w:r>
           </w:p>
@@ -24712,6 +24807,7 @@
                 <w:sz w:val="20"/>
                 <w:szCs w:val="20"/>
               </w:rPr>
+              <w:lastRenderedPageBreak/>
               <w:t>15.</w:t>
             </w:r>
             <w:r>
@@ -25772,7 +25868,9 @@
       </w:r>
     </w:p>
     <w:sectPr>
-      <w:headerReference w:type="default" r:id="rId10"/>
+      <w:headerReference w:type="default" r:id="rId11"/>
+      <w:footerReference w:type="default" r:id="rId12"/>
+      <w:headerReference w:type="first" r:id="rId13"/>
       <w:pgSz w:w="16838" w:h="11906" w:orient="landscape"/>
       <w:pgMar w:top="1701" w:right="1134" w:bottom="567" w:left="1134" w:header="567" w:footer="567" w:gutter="0"/>
       <w:cols w:space="1296"/>
@@ -25981,6 +26079,87 @@
 </w:endnotes>
 </file>
 
+<file path=word/footer1.xml><?xml version="1.0" encoding="utf-8"?>
+<w:ftr xmlns:wpc="http://schemas.microsoft.com/office/word/2010/wordprocessingCanvas" xmlns:cx="http://schemas.microsoft.com/office/drawing/2014/chartex" xmlns:cx1="http://schemas.microsoft.com/office/drawing/2015/9/8/chartex" xmlns:cx2="http://schemas.microsoft.com/office/drawing/2015/10/21/chartex" xmlns:cx3="http://schemas.microsoft.com/office/drawing/2016/5/9/chartex" xmlns:cx4="http://schemas.microsoft.com/office/drawing/2016/5/10/chartex" xmlns:cx5="http://schemas.microsoft.com/office/drawing/2016/5/11/chartex" xmlns:cx6="http://schemas.microsoft.com/office/drawing/2016/5/12/chartex" xmlns:cx7="http://schemas.microsoft.com/office/drawing/2016/5/13/chartex" xmlns:cx8="http://schemas.microsoft.com/office/drawing/2016/5/14/chartex" xmlns:mc="http://schemas.openxmlformats.org/markup-compatibility/2006" xmlns:aink="http://schemas.microsoft.com/office/drawing/2016/ink" xmlns:am3d="http://schemas.microsoft.com/office/drawing/2017/model3d" xmlns:o="urn:schemas-microsoft-com:office:office" xmlns:oel="http://schemas.microsoft.com/office/2019/extlst" xmlns:r="http://schemas.openxmlformats.org/officeDocument/2006/relationships" xmlns:m="http://schemas.openxmlformats.org/officeDocument/2006/math" xmlns:v="urn:schemas-microsoft-com:vml" xmlns:wp14="http://schemas.microsoft.com/office/word/2010/wordprocessingDrawing" xmlns:wp="http://schemas.openxmlformats.org/drawingml/2006/wordprocessingDrawing" xmlns:w10="urn:schemas-microsoft-com:office:word" xmlns:w="http://schemas.openxmlformats.org/wordprocessingml/2006/main" xmlns:w14="http://schemas.microsoft.com/office/word/2010/wordml" xmlns:w15="http://schemas.microsoft.com/office/word/2012/wordml" xmlns:w16cex="http://schemas.microsoft.com/office/word/2018/wordml/cex" xmlns:w16cid="http://schemas.microsoft.com/office/word/2016/wordml/cid" xmlns:w16="http://schemas.microsoft.com/office/word/2018/wordml" xmlns:w16du="http://schemas.microsoft.com/office/word/2023/wordml/word16du" xmlns:w16sdtdh="http://schemas.microsoft.com/office/word/2020/wordml/sdtdatahash" xmlns:w16sdtfl="http://schemas.microsoft.com/office/word/2024/wordml/sdtformatlock" xmlns:w16se="http://schemas.microsoft.com/office/word/2015/wordml/symex" xmlns:wpg="http://schemas.microsoft.com/office/word/2010/wordprocessingGroup" xmlns:wpi="http://schemas.microsoft.com/office/word/2010/wordprocessingInk" xmlns:wne="http://schemas.microsoft.com/office/word/2006/wordml" xmlns:wps="http://schemas.microsoft.com/office/word/2010/wordprocessingShape" mc:Ignorable="w14 w15 w16se w16cid w16 w16cex w16sdtdh w16sdtfl w16du wp14">
+  <w:sdt>
+    <w:sdtPr>
+      <w:rPr>
+        <w:rFonts w:ascii="Arial" w:hAnsi="Arial" w:cs="Arial"/>
+      </w:rPr>
+      <w:id w:val="873499812"/>
+      <w:docPartObj>
+        <w:docPartGallery w:val="Page Numbers (Bottom of Page)"/>
+        <w:docPartUnique/>
+      </w:docPartObj>
+    </w:sdtPr>
+    <w:sdtEndPr>
+      <w:rPr>
+        <w:sz w:val="20"/>
+        <w:szCs w:val="20"/>
+      </w:rPr>
+    </w:sdtEndPr>
+    <w:sdtContent>
+      <w:p>
+        <w:pPr>
+          <w:pStyle w:val="Footer"/>
+          <w:jc w:val="center"/>
+          <w:rPr>
+            <w:rFonts w:ascii="Arial" w:hAnsi="Arial" w:cs="Arial"/>
+            <w:sz w:val="20"/>
+            <w:szCs w:val="20"/>
+          </w:rPr>
+        </w:pPr>
+        <w:r>
+          <w:rPr>
+            <w:rFonts w:ascii="Arial" w:hAnsi="Arial" w:cs="Arial"/>
+            <w:sz w:val="20"/>
+            <w:szCs w:val="20"/>
+          </w:rPr>
+          <w:fldChar w:fldCharType="begin"/>
+        </w:r>
+        <w:r>
+          <w:rPr>
+            <w:rFonts w:ascii="Arial" w:hAnsi="Arial" w:cs="Arial"/>
+            <w:sz w:val="20"/>
+            <w:szCs w:val="20"/>
+          </w:rPr>
+          <w:instrText>PAGE   \* MERGEFORMAT</w:instrText>
+        </w:r>
+        <w:r>
+          <w:rPr>
+            <w:rFonts w:ascii="Arial" w:hAnsi="Arial" w:cs="Arial"/>
+            <w:sz w:val="20"/>
+            <w:szCs w:val="20"/>
+          </w:rPr>
+          <w:fldChar w:fldCharType="separate"/>
+        </w:r>
+        <w:r>
+          <w:rPr>
+            <w:rFonts w:ascii="Arial" w:hAnsi="Arial" w:cs="Arial"/>
+            <w:sz w:val="20"/>
+            <w:szCs w:val="20"/>
+          </w:rPr>
+          <w:t>2</w:t>
+        </w:r>
+        <w:r>
+          <w:rPr>
+            <w:rFonts w:ascii="Arial" w:hAnsi="Arial" w:cs="Arial"/>
+            <w:sz w:val="20"/>
+            <w:szCs w:val="20"/>
+          </w:rPr>
+          <w:fldChar w:fldCharType="end"/>
+        </w:r>
+      </w:p>
+    </w:sdtContent>
+  </w:sdt>
+  <w:p>
+    <w:pPr>
+      <w:pStyle w:val="Footer"/>
+    </w:pPr>
+  </w:p>
+</w:ftr>
+</file>
+
 <file path=word/footnotes.xml><?xml version="1.0" encoding="utf-8"?>
 <w:footnotes xmlns:wpc="http://schemas.microsoft.com/office/word/2010/wordprocessingCanvas" xmlns:cx="http://schemas.microsoft.com/office/drawing/2014/chartex" xmlns:cx1="http://schemas.microsoft.com/office/drawing/2015/9/8/chartex" xmlns:cx2="http://schemas.microsoft.com/office/drawing/2015/10/21/chartex" xmlns:cx3="http://schemas.microsoft.com/office/drawing/2016/5/9/chartex" xmlns:cx4="http://schemas.microsoft.com/office/drawing/2016/5/10/chartex" xmlns:cx5="http://schemas.microsoft.com/office/drawing/2016/5/11/chartex" xmlns:cx6="http://schemas.microsoft.com/office/drawing/2016/5/12/chartex" xmlns:cx7="http://schemas.microsoft.com/office/drawing/2016/5/13/chartex" xmlns:cx8="http://schemas.microsoft.com/office/drawing/2016/5/14/chartex" xmlns:mc="http://schemas.openxmlformats.org/markup-compatibility/2006" xmlns:aink="http://schemas.microsoft.com/office/drawing/2016/ink" xmlns:am3d="http://schemas.microsoft.com/office/drawing/2017/model3d" xmlns:o="urn:schemas-microsoft-com:office:office" xmlns:oel="http://schemas.microsoft.com/office/2019/extlst" xmlns:r="http://schemas.openxmlformats.org/officeDocument/2006/relationships" xmlns:m="http://schemas.openxmlformats.org/officeDocument/2006/math" xmlns:v="urn:schemas-microsoft-com:vml" xmlns:wp14="http://schemas.microsoft.com/office/word/2010/wordprocessingDrawing" xmlns:wp="http://schemas.openxmlformats.org/drawingml/2006/wordprocessingDrawing" xmlns:w10="urn:schemas-microsoft-com:office:word" xmlns:w="http://schemas.openxmlformats.org/wordprocessingml/2006/main" xmlns:w14="http://schemas.microsoft.com/office/word/2010/wordml" xmlns:w15="http://schemas.microsoft.com/office/word/2012/wordml" xmlns:w16cex="http://schemas.microsoft.com/office/word/2018/wordml/cex" xmlns:w16cid="http://schemas.microsoft.com/office/word/2016/wordml/cid" xmlns:w16="http://schemas.microsoft.com/office/word/2018/wordml" xmlns:w16du="http://schemas.microsoft.com/office/word/2023/wordml/word16du" xmlns:w16sdtdh="http://schemas.microsoft.com/office/word/2020/wordml/sdtdatahash" xmlns:w16sdtfl="http://schemas.microsoft.com/office/word/2024/wordml/sdtformatlock" xmlns:w16se="http://schemas.microsoft.com/office/word/2015/wordml/symex" xmlns:wpg="http://schemas.microsoft.com/office/word/2010/wordprocessingGroup" xmlns:wpi="http://schemas.microsoft.com/office/word/2010/wordprocessingInk" xmlns:wne="http://schemas.microsoft.com/office/word/2006/wordml" xmlns:wps="http://schemas.microsoft.com/office/word/2010/wordprocessingShape" mc:Ignorable="w14 w15 w16se w16cid w16 w16cex w16sdtdh w16sdtfl w16du wp14">
   <w:footnote w:type="separator" w:id="-1">
@@ -26013,6 +26192,80 @@
       <w:pStyle w:val="Header"/>
       <w:jc w:val="center"/>
     </w:pPr>
+  </w:p>
+</w:hdr>
+</file>
+
+<file path=word/header2.xml><?xml version="1.0" encoding="utf-8"?>
+<w:hdr xmlns:wpc="http://schemas.microsoft.com/office/word/2010/wordprocessingCanvas" xmlns:cx="http://schemas.microsoft.com/office/drawing/2014/chartex" xmlns:cx1="http://schemas.microsoft.com/office/drawing/2015/9/8/chartex" xmlns:cx2="http://schemas.microsoft.com/office/drawing/2015/10/21/chartex" xmlns:cx3="http://schemas.microsoft.com/office/drawing/2016/5/9/chartex" xmlns:cx4="http://schemas.microsoft.com/office/drawing/2016/5/10/chartex" xmlns:cx5="http://schemas.microsoft.com/office/drawing/2016/5/11/chartex" xmlns:cx6="http://schemas.microsoft.com/office/drawing/2016/5/12/chartex" xmlns:cx7="http://schemas.microsoft.com/office/drawing/2016/5/13/chartex" xmlns:cx8="http://schemas.microsoft.com/office/drawing/2016/5/14/chartex" xmlns:mc="http://schemas.openxmlformats.org/markup-compatibility/2006" xmlns:aink="http://schemas.microsoft.com/office/drawing/2016/ink" xmlns:am3d="http://schemas.microsoft.com/office/drawing/2017/model3d" xmlns:o="urn:schemas-microsoft-com:office:office" xmlns:oel="http://schemas.microsoft.com/office/2019/extlst" xmlns:r="http://schemas.openxmlformats.org/officeDocument/2006/relationships" xmlns:m="http://schemas.openxmlformats.org/officeDocument/2006/math" xmlns:v="urn:schemas-microsoft-com:vml" xmlns:wp14="http://schemas.microsoft.com/office/word/2010/wordprocessingDrawing" xmlns:wp="http://schemas.openxmlformats.org/drawingml/2006/wordprocessingDrawing" xmlns:w10="urn:schemas-microsoft-com:office:word" xmlns:w="http://schemas.openxmlformats.org/wordprocessingml/2006/main" xmlns:w14="http://schemas.microsoft.com/office/word/2010/wordml" xmlns:w15="http://schemas.microsoft.com/office/word/2012/wordml" xmlns:w16cex="http://schemas.microsoft.com/office/word/2018/wordml/cex" xmlns:w16cid="http://schemas.microsoft.com/office/word/2016/wordml/cid" xmlns:w16="http://schemas.microsoft.com/office/word/2018/wordml" xmlns:w16du="http://schemas.microsoft.com/office/word/2023/wordml/word16du" xmlns:w16sdtdh="http://schemas.microsoft.com/office/word/2020/wordml/sdtdatahash" xmlns:w16sdtfl="http://schemas.microsoft.com/office/word/2024/wordml/sdtformatlock" xmlns:w16se="http://schemas.microsoft.com/office/word/2015/wordml/symex" xmlns:wpg="http://schemas.microsoft.com/office/word/2010/wordprocessingGroup" xmlns:wpi="http://schemas.microsoft.com/office/word/2010/wordprocessingInk" xmlns:wne="http://schemas.microsoft.com/office/word/2006/wordml" xmlns:wps="http://schemas.microsoft.com/office/word/2010/wordprocessingShape" mc:Ignorable="w14 w15 w16se w16cid w16 w16cex w16sdtdh w16sdtfl w16du wp14">
+  <w:p>
+    <w:pPr>
+      <w:pStyle w:val="Header"/>
+    </w:pPr>
+    <w:r>
+      <w:rPr>
+        <w:noProof/>
+      </w:rPr>
+      <w:drawing>
+        <wp:anchor distT="0" distB="0" distL="114300" distR="114300" simplePos="0" relativeHeight="251658240" behindDoc="0" locked="0" layoutInCell="1" allowOverlap="1" wp14:anchorId="25CFFC2B" wp14:editId="176D441F">
+          <wp:simplePos x="0" y="0"/>
+          <wp:positionH relativeFrom="margin">
+            <wp:posOffset>4383405</wp:posOffset>
+          </wp:positionH>
+          <wp:positionV relativeFrom="paragraph">
+            <wp:posOffset>-55880</wp:posOffset>
+          </wp:positionV>
+          <wp:extent cx="574040" cy="857885"/>
+          <wp:effectExtent l="0" t="0" r="0" b="0"/>
+          <wp:wrapTopAndBottom/>
+          <wp:docPr id="1" name="Picture 1" descr="Icon&#10;&#10;Description automatically generated"/>
+          <wp:cNvGraphicFramePr>
+            <a:graphicFrameLocks xmlns:a="http://schemas.openxmlformats.org/drawingml/2006/main" noChangeAspect="1"/>
+          </wp:cNvGraphicFramePr>
+          <a:graphic xmlns:a="http://schemas.openxmlformats.org/drawingml/2006/main">
+            <a:graphicData uri="http://schemas.openxmlformats.org/drawingml/2006/picture">
+              <pic:pic xmlns:pic="http://schemas.openxmlformats.org/drawingml/2006/picture">
+                <pic:nvPicPr>
+                  <pic:cNvPr id="1" name="Picture 1" descr="Icon&#10;&#10;Description automatically generated"/>
+                  <pic:cNvPicPr>
+                    <a:picLocks noChangeAspect="1" noChangeArrowheads="1"/>
+                  </pic:cNvPicPr>
+                </pic:nvPicPr>
+                <pic:blipFill>
+                  <a:blip r:embed="rId1">
+                    <a:extLst>
+                      <a:ext uri="{28A0092B-C50C-407E-A947-70E740481C1C}">
+                        <a14:useLocalDpi xmlns:a14="http://schemas.microsoft.com/office/drawing/2010/main" val="0"/>
+                      </a:ext>
+                    </a:extLst>
+                  </a:blip>
+                  <a:srcRect/>
+                  <a:stretch>
+                    <a:fillRect/>
+                  </a:stretch>
+                </pic:blipFill>
+                <pic:spPr bwMode="auto">
+                  <a:xfrm>
+                    <a:off x="0" y="0"/>
+                    <a:ext cx="574040" cy="857885"/>
+                  </a:xfrm>
+                  <a:prstGeom prst="rect">
+                    <a:avLst/>
+                  </a:prstGeom>
+                  <a:noFill/>
+                </pic:spPr>
+              </pic:pic>
+            </a:graphicData>
+          </a:graphic>
+          <wp14:sizeRelH relativeFrom="page">
+            <wp14:pctWidth>0</wp14:pctWidth>
+          </wp14:sizeRelH>
+          <wp14:sizeRelV relativeFrom="page">
+            <wp14:pctHeight>0</wp14:pctHeight>
+          </wp14:sizeRelV>
+        </wp:anchor>
+      </w:drawing>
+    </w:r>
   </w:p>
 </w:hdr>
 </file>
@@ -29788,6 +30041,18 @@
 </a:theme>
 </file>
 
+<file path=customXml/item1.xml><?xml version="1.0" encoding="utf-8"?>
+<b:Sources xmlns:b="http://schemas.openxmlformats.org/officeDocument/2006/bibliography" xmlns="http://schemas.openxmlformats.org/officeDocument/2006/bibliography" SelectedStyle="\APASixthEditionOfficeOnline.xsl" StyleName="APA" Version="6"/>
+</file>
+
+<file path=customXml/itemProps1.xml><?xml version="1.0" encoding="utf-8"?>
+<ds:datastoreItem xmlns:ds="http://schemas.openxmlformats.org/officeDocument/2006/customXml" ds:itemID="{9F84AACD-A497-4E19-8176-5278735C2B32}">
+  <ds:schemaRefs>
+    <ds:schemaRef ds:uri="http://schemas.openxmlformats.org/officeDocument/2006/bibliography"/>
+  </ds:schemaRefs>
+</ds:datastoreItem>
+</file>
+
 <file path=docMetadata/LabelInfo.xml><?xml version="1.0" encoding="utf-8"?>
 <clbl:labelList xmlns:clbl="http://schemas.microsoft.com/office/2020/mipLabelMetadata">
   <clbl:label id="{434405ce-9876-44cb-8bd1-5c6c207e0b8f}" enabled="1" method="Privileged" siteId="{86bcf768-7bcf-4cd6-b041-b219988b7a9c}" removed="0"/>

--- a/PP-salygos/templates/DPSK_LTEN_SALYGOS.docx
+++ b/PP-salygos/templates/DPSK_LTEN_SALYGOS.docx
@@ -12603,7 +12603,7 @@
                 <w:sz w:val="20"/>
                 <w:szCs w:val="20"/>
               </w:rPr>
-              <w:t>, kad vykdant pirkimo sutartį šių ūkio subjektų ištekliai jam bus prieinami (Pirkimo sąlygų 2.2 priedo 1 priedėlis</w:t>
+              <w:t>, kad vykdant pirkimo sutartį šių ūkio subjektų ištekliai jam bus prieinami (Pirkimo sąlygų 5 priedo 1 priedėlis</w:t>
             </w:r>
             <w:r>
               <w:rPr>
@@ -12710,7 +12710,7 @@
                 <w:szCs w:val="20"/>
                 <w:lang w:val="en-US"/>
               </w:rPr>
-              <w:t xml:space="preserve">perators – proof that such resources will be available during performance of the Contract (Annex 1 of sub-annex 2.2 of the Procurement </w:t>
+              <w:t xml:space="preserve">perators – proof that such resources will be available during performance of the Contract (Appendix 1 to Annex 5 of the Procurement </w:t>
             </w:r>
             <w:r>
               <w:rPr>
@@ -12781,7 +12781,7 @@
                 <w:sz w:val="20"/>
                 <w:szCs w:val="20"/>
               </w:rPr>
-              <w:t>žinomų subtiekėjų, kvazisubtiekėjų sutikimus (Pirkimo sąlygų 2.2 priedo 1 ir 2 priedėliai)</w:t>
+              <w:t>žinomų subtiekėjų, kvazisubtiekėjų sutikimus (Pirkimo sąlygų 5 priedo 1 ir 2 priedėliai)</w:t>
             </w:r>
             <w:r>
               <w:rPr>
@@ -12825,7 +12825,7 @@
                 <w:szCs w:val="20"/>
                 <w:lang w:val="en-US"/>
               </w:rPr>
-              <w:t xml:space="preserve"> of known Sub-suppliers and Quasi-Sub-suppliers (Annexes 1 and 2 of sub-annex 2.2 of the Procurement </w:t>
+              <w:t xml:space="preserve"> of known Sub-suppliers and Quasi-Sub-suppliers (Appendices 1 and 2 to Annex 5 of the Procurement </w:t>
             </w:r>
             <w:r>
               <w:rPr>

--- a/PP-salygos/templates/DPSK_LTEN_SALYGOS.docx
+++ b/PP-salygos/templates/DPSK_LTEN_SALYGOS.docx
@@ -9915,7 +9915,7 @@
                 <w:sz w:val="20"/>
                 <w:szCs w:val="20"/>
               </w:rPr>
-              <w:t>Pirkimo dokumentai gali būti paaiškinti, patikslinti tiekėjų iniciatyva, jiems CVP IS susirašinėjimo priemonėmis kreipiantis į Perkantįjį subjektą. Prašymai paaiškinti Pirkimo sąlygas turi būti pateikiami CVP IS susirašinėjimo priemonėmis ne vėliau kaip likus: 10 dienų iki pirminių paraiškų (kurios teikiamos per Pirkimo dokumentuose ir CVP IS nustatytą terminą) pateikimo termino pabaigos. Tiekėjai turėtų būti aktyvūs ir pateikti klausimus ar paprašyti paaiškinti Pirkimo dokumentus iš karto juos išanalizavę.</w:t>
+              <w:t>Pirkimo dokumentai gali būti paaiškinti, patikslinti tiekėjų iniciatyva, jiems CVP IS susirašinėjimo priemonėmis kreipiantis į Perkantįjį subjektą. Prašymai paaiškinti Pirkimo sąlygas turi būti pateikiami CVP IS susirašinėjimo priemonėmis ne vėliau kaip likus 10 dienoms iki pirminių paraiškų (kurios teikiamos per Pirkimo dokumentuose ir CVP IS nustatytą terminą) pateikimo termino pabaigos. Tiekėjai turėtų būti aktyvūs ir pateikti klausimus ar paprašyti paaiškinti Pirkimo dokumentus iš karto juos išanalizavę.</w:t>
             </w:r>
           </w:p>
         </w:tc>

--- a/PP-salygos/templates/DPSK_LTEN_SALYGOS.docx
+++ b/PP-salygos/templates/DPSK_LTEN_SALYGOS.docx
@@ -10708,7 +10708,7 @@
                 <w:sz w:val="20"/>
                 <w:szCs w:val="20"/>
               </w:rPr>
-              <w:t xml:space="preserve">Tiekėjas bet kuriuo DPS galiojimo laikotarpiu šiame skyriuje nustatyta tvarka gali kreiptis į Perkantįjį subjektą  dėl Pirkimo, kuriuo siekiama sukurti DPS, dokumentų paaiškinimo. Perkantysis subjektas taip pat turi teisę Pirkimo dokumentus paaiškinti savo iniciatyva. Paaiškinimai teikiami per protingą terminą, tačiau ne ilgesnį kaip 5 darbo dienos. Perkantysis subjektas paaiškinimus turi paskelbti CVP IS ir išsiųsti visiems prie Pirkimo prisijungusiems tiekėjams. Perkantysis subjektas, atsakydamas tiekėjui, kartu siunčia paaiškinimus ir visiems prie Pirkimo prisijungusiems tiekėjams, bet nenurodo, kuris tiekėjas pateikė prašymą paaiškinti Pirkimo sąlygas.  </w:t>
+              <w:t xml:space="preserve">Tiekėjas bet kuriuo DPS galiojimo laikotarpiu šiame skyriuje nustatyta tvarka gali kreiptis į Perkantįjį subjektą dėl Pirkimo, kuriuo siekiama sukurti DPS, dokumentų paaiškinimo. Perkantysis subjektas taip pat turi teisę Pirkimo dokumentus paaiškinti savo iniciatyva. Paaiškinimai teikiami per protingą terminą, tačiau ne ilgesnį kaip 5 darbo dienos. Perkantysis subjektas paaiškinimus turi paskelbti CVP IS ir išsiųsti visiems prie Pirkimo prisijungusiems tiekėjams. Perkantysis subjektas, atsakydamas tiekėjui, kartu siunčia paaiškinimus ir visiems prie Pirkimo prisijungusiems tiekėjams, bet nenurodo, kuris tiekėjas pateikė prašymą paaiškinti Pirkimo sąlygas.  </w:t>
             </w:r>
           </w:p>
         </w:tc>
@@ -11214,15 +11214,15 @@
                 <w:sz w:val="20"/>
                 <w:szCs w:val="20"/>
               </w:rPr>
-              <w:t xml:space="preserve"> </w:t>
-            </w:r>
-            <w:r>
-              <w:rPr>
-                <w:rFonts w:ascii="Arial" w:hAnsi="Arial" w:cs="Arial"/>
-                <w:sz w:val="20"/>
-                <w:szCs w:val="20"/>
-              </w:rPr>
-              <w:t>tiekėjų  grupės narys dalyvauja teikiant kelias paraiškas</w:t>
+              <w:t xml:space="preserve"/>
+            </w:r>
+            <w:r>
+              <w:rPr>
+                <w:rFonts w:ascii="Arial" w:hAnsi="Arial" w:cs="Arial"/>
+                <w:sz w:val="20"/>
+                <w:szCs w:val="20"/>
+              </w:rPr>
+              <w:t>tiekėjų grupės narys dalyvauja teikiant kelias paraiškas</w:t>
             </w:r>
             <w:r>
               <w:rPr>
@@ -11403,7 +11403,7 @@
                 <w:sz w:val="20"/>
                 <w:szCs w:val="20"/>
               </w:rPr>
-              <w:t>Tiekėjas gali pateikti tik vieną paraišką, nepriklausomai nuo to, ar paraišką teikia individualiai arba kaip  tiekėjų grupės narys.</w:t>
+              <w:t>Tiekėjas gali pateikti tik vieną paraišką, nepriklausomai nuo to, ar paraišką teikia individualiai arba kaip tiekėjų grupės narys.</w:t>
             </w:r>
           </w:p>
         </w:tc>
@@ -13170,7 +13170,7 @@
                 <w:sz w:val="20"/>
                 <w:szCs w:val="20"/>
               </w:rPr>
-              <w:t>Tiekėjas turi neturėti pašalinimo pagrindų, atitikti kvalifikacijos reikalavimus ir reikalaujamus aplinkos apsaugos vadybos sistemų standartus per visą DPS galiojimo laiką. Jei DPS galiojimo metu pasibaigia reikalaujamų dokumentų galiojimo laikas ar pasikeičia duomenys, nurodyti šių Pirkimo sąlygų 1-2 prieduose, Tiekėjas privalo iš anksto pasirūpinti dokumentų galiojimo pratęsimu ir pateikti Perkančiajam subjektui  atnaujintą informaciją</w:t>
+              <w:t>Tiekėjas turi neturėti pašalinimo pagrindų, atitikti kvalifikacijos reikalavimus ir reikalaujamus aplinkos apsaugos vadybos sistemų standartus per visą DPS galiojimo laiką. Jei DPS galiojimo metu pasibaigia reikalaujamų dokumentų galiojimo laikas ar pasikeičia duomenys, nurodyti šių Pirkimo sąlygų 1-2 prieduose, Tiekėjas privalo iš anksto pasirūpinti dokumentų galiojimo pratęsimu ir pateikti Perkančiajam subjektui atnaujintą informaciją</w:t>
             </w:r>
             <w:r>
               <w:rPr>
@@ -13178,7 +13178,7 @@
                 <w:sz w:val="20"/>
                 <w:szCs w:val="20"/>
               </w:rPr>
-              <w:t> </w:t>
+              <w:t xml:space="preserve"> </w:t>
             </w:r>
             <w:r>
               <w:rPr>
@@ -14531,7 +14531,7 @@
                 <w:sz w:val="20"/>
                 <w:szCs w:val="20"/>
               </w:rPr>
-              <w:t>araiškų pateikimo termino, nustatyto Pirkimo dokumentuose ir CVP IS, pabaigos, jeigu pirminės  paraiškos pateiktos iki šio termino;</w:t>
+              <w:t>araiškų pateikimo termino, nustatyto Pirkimo dokumentuose ir CVP IS, pabaigos, jeigu pirminės paraiškos pateiktos iki šio termino;</w:t>
             </w:r>
           </w:p>
         </w:tc>
@@ -16014,7 +16014,7 @@
                 <w:sz w:val="20"/>
                 <w:szCs w:val="20"/>
               </w:rPr>
-              <w:t>araišką pateikė ne CPV IS  priemonėmis;</w:t>
+              <w:t>araišką pateikė ne CPV IS priemonėmis;</w:t>
             </w:r>
           </w:p>
         </w:tc>
@@ -16479,7 +16479,7 @@
                 <w:sz w:val="20"/>
                 <w:szCs w:val="20"/>
               </w:rPr>
-              <w:t>araiška neatitinka kitų  Pirkimo dokumentuose nustatytų reikalavimų.</w:t>
+              <w:t>araiška neatitinka kitų Pirkimo dokumentuose nustatytų reikalavimų.</w:t>
             </w:r>
           </w:p>
         </w:tc>
@@ -18952,7 +18952,7 @@
                 <w:sz w:val="20"/>
                 <w:szCs w:val="20"/>
               </w:rPr>
-              <w:t>Jeigu tiekėjo kvalifikacija dėl teisės verstis atitinkama veikla nebuvo tikrinama arba tikrinama ne visa apimtimi, tiekėjas pirkimo vykdytojui  įsipareigoja, kad sutartį vykdys tik teisę verstis atitinkama veikla turintys asmenys.</w:t>
+              <w:t>Jeigu tiekėjo kvalifikacija dėl teisės verstis atitinkama veikla nebuvo tikrinama arba tikrinama ne visa apimtimi, tiekėjas pirkimo vykdytojui įsipareigoja, kad sutartį vykdys tik teisę verstis atitinkama veikla turintys asmenys.</w:t>
             </w:r>
           </w:p>
         </w:tc>
@@ -19063,7 +19063,7 @@
                 <w:sz w:val="20"/>
                 <w:szCs w:val="20"/>
               </w:rPr>
-              <w:t>Jeigu ūkio subjektas, kurio pajėgumais tiekėjas remiasi, netenkina jam keliamų kvalifikacijos reikalavimų,  pirkimo vykdytojas pareikalaus per jo nustatytą terminą pakeisti jį reikalavimus atitinkančiu ūkio subjektu.</w:t>
+              <w:t>Jeigu ūkio subjektas, kurio pajėgumais tiekėjas remiasi, netenkina jam keliamų kvalifikacijos reikalavimų, pirkimo vykdytojas pareikalaus per jo nustatytą terminą pakeisti jį reikalavimus atitinkančiu ūkio subjektu.</w:t>
             </w:r>
           </w:p>
         </w:tc>
@@ -19168,7 +19168,7 @@
                 <w:sz w:val="20"/>
                 <w:szCs w:val="20"/>
               </w:rPr>
-              <w:t>Užsienio valstybės tiekėjo valstybėje išduoti šių dokumentų 2 priede „Tiekėjų kvalifikacijos reikalavimai ir reikalavimai laikytis  aplinkos apsaugos vadybos sistemų standartų“ nurodyti dokumentai legalizuojami vadovaujantis Dokumentų legalizavimo ir tvirtinimo pažyma (Apostille) tvarkos aprašu, patvirtintu Lietuvos Respublikos Vyriausybės 2006 m. spalio 30 d. nutarimu Nr. 1079, ir 1961 m. spalio 5 d. Hagos konvencija dėl užsienio valstybėse išduotų dokumentų legalizavimo panaikinimo, išskyrus atvejus, kai pagal Lietuvos Respublikos tarptautines sutartis ar Europos Sąjungos teisės aktus dokumentas yra atleistas nuo legalizavimo ir (ar) tvirtinimo žymos (Apostille).</w:t>
+              <w:t>Užsienio valstybės tiekėjo valstybėje išduoti šių dokumentų 2 priede „Tiekėjų kvalifikacijos reikalavimai ir reikalavimai laikytis aplinkos apsaugos vadybos sistemų standartų“ nurodyti dokumentai legalizuojami vadovaujantis Dokumentų legalizavimo ir tvirtinimo pažyma (Apostille) tvarkos aprašu, patvirtintu Lietuvos Respublikos Vyriausybės 2006 m. spalio 30 d. nutarimu Nr. 1079, ir 1961 m. spalio 5 d. Hagos konvencija dėl užsienio valstybėse išduotų dokumentų legalizavimo panaikinimo, išskyrus atvejus, kai pagal Lietuvos Respublikos tarptautines sutartis ar Europos Sąjungos teisės aktus dokumentas yra atleistas nuo legalizavimo ir (ar) tvirtinimo žymos (Apostille).</w:t>
             </w:r>
           </w:p>
         </w:tc>
@@ -20416,7 +20416,7 @@
                 <w:sz w:val="20"/>
                 <w:szCs w:val="20"/>
               </w:rPr>
-              <w:t>atitikimą kvalifikacijos reikalavimams ir reikalaujamiems aplinkos apsaugos vadybos sistemų standartams, nurodytiems Pirkimo dokumentų  2 priede.</w:t>
+              <w:t>atitikimą kvalifikacijos reikalavimams ir reikalaujamiems aplinkos apsaugos vadybos sistemų standartams, nurodytiems Pirkimo dokumentų 2 priede.</w:t>
             </w:r>
           </w:p>
         </w:tc>
@@ -22538,7 +22538,7 @@
                 <w:sz w:val="20"/>
                 <w:szCs w:val="20"/>
               </w:rPr>
-              <w:t xml:space="preserve">Tiekėjai, kuriems leista dalyvauti DPS, gali bet kuriuo metu, nenurodydami jokios priežasties, pasitraukti iš DPS.  Jeigu DPS suskirstyta į kategorijas, tiekėjai gali pasitraukti iš vienos, kelių arba visų DPS kategorijų, kuriose jiems buvo leista dalyvauti.   </w:t>
+              <w:t xml:space="preserve">Tiekėjai, kuriems leista dalyvauti DPS, gali bet kuriuo metu, nenurodydami jokios priežasties, pasitraukti iš DPS. Jeigu DPS suskirstyta į kategorijas, tiekėjai gali pasitraukti iš vienos, kelių arba visų DPS kategorijų, kuriose jiems buvo leista dalyvauti.   </w:t>
             </w:r>
           </w:p>
         </w:tc>
@@ -23218,7 +23218,7 @@
                 <w:sz w:val="20"/>
                 <w:szCs w:val="20"/>
               </w:rPr>
-              <w:t xml:space="preserve"> reikalaujamų  aplinkos apsaugos vadybos sistemų standartų reikalavimų, Perkantysis subjektas šį tiekėją pašalina iš DPS.</w:t>
+              <w:t xml:space="preserve"> reikalaujamų aplinkos apsaugos vadybos sistemų standartų reikalavimų, Perkantysis subjektas šį tiekėją pašalina iš DPS.</w:t>
             </w:r>
           </w:p>
         </w:tc>

--- a/PP-salygos/templates/DPSK_LTEN_SALYGOS.docx
+++ b/PP-salygos/templates/DPSK_LTEN_SALYGOS.docx
@@ -2593,7 +2593,7 @@
                 <w:szCs w:val="20"/>
                 <w:lang w:val="en-GB"/>
               </w:rPr>
-              <w:t>upplier relies on or the Sub-supplier but is intended to be employed if the Tender is recognized as the winner.</w:t>
+              <w:t>upplier relies or the Sub-supplier but is intended to be employed if the Tender is recognized as the winner.</w:t>
             </w:r>
           </w:p>
         </w:tc>
@@ -4135,7 +4135,7 @@
                 <w:szCs w:val="20"/>
                 <w:lang w:val="en-GB"/>
               </w:rPr>
-              <w:t xml:space="preserve">upplier does not rely on to meet the qualification requirements for the performance of the </w:t>
+              <w:t xml:space="preserve">upplier does not rely to meet the qualification requirements for the performance of the </w:t>
             </w:r>
             <w:r>
               <w:rPr>
@@ -4615,7 +4615,7 @@
                 <w:szCs w:val="20"/>
                 <w:lang w:val="en-GB"/>
               </w:rPr>
-              <w:t xml:space="preserve">upplier relies on to meet the qualification requirements, used for the performance of the </w:t>
+              <w:t xml:space="preserve">upplier relies to meet the qualification requirements, used for the performance of the </w:t>
             </w:r>
             <w:r>
               <w:rPr>
@@ -15895,7 +15895,7 @@
                 <w:sz w:val="20"/>
                 <w:szCs w:val="20"/>
               </w:rPr>
-              <w:t>araiška atmetama ir tiekėjas neįtraukiamas DPS, kai:</w:t>
+              <w:t>araiška atmetama ir tiekėjas neįtraukiamas į DPS, kai:</w:t>
             </w:r>
           </w:p>
         </w:tc>
@@ -16014,7 +16014,7 @@
                 <w:sz w:val="20"/>
                 <w:szCs w:val="20"/>
               </w:rPr>
-              <w:t>araišką pateikė ne CPV IS priemonėmis;</w:t>
+              <w:t>araišką pateikė ne CVP IS priemonėmis;</w:t>
             </w:r>
           </w:p>
         </w:tc>
@@ -16307,7 +16307,7 @@
                 <w:szCs w:val="20"/>
                 <w:lang w:val="en-US"/>
               </w:rPr>
-              <w:t>relies on</w:t>
+              <w:t>relies</w:t>
             </w:r>
             <w:r>
               <w:rPr>
@@ -17058,7 +17058,7 @@
                 <w:szCs w:val="20"/>
                 <w:lang w:val="en-US"/>
               </w:rPr>
-              <w:t>, or took other measures to help investigate and clarify the criminal act or violation committed by them, if applicable</w:t>
+              <w:t>, or took other measures to help investigate and clarify the criminal act or violation committed by them, if applicable;</w:t>
             </w:r>
           </w:p>
         </w:tc>
@@ -18370,7 +18370,7 @@
                 <w:szCs w:val="20"/>
                 <w:lang w:val="en-US"/>
               </w:rPr>
-              <w:t xml:space="preserve">conomic entities on whose capacities the supplier intends to rely </w:t>
+              <w:t xml:space="preserve">conomic entities on whose capacities the supplier intends to rely</w:t>
             </w:r>
             <w:r>
               <w:rPr>
@@ -18380,7 +18380,7 @@
                 <w:szCs w:val="20"/>
                 <w:lang w:val="en-US"/>
               </w:rPr>
-              <w:t xml:space="preserve">on </w:t>
+              <w:t xml:space="preserve"> </w:t>
             </w:r>
             <w:r>
               <w:rPr>

--- a/PP-salygos/templates/DPSK_LTEN_SALYGOS.docx
+++ b/PP-salygos/templates/DPSK_LTEN_SALYGOS.docx
@@ -7574,31 +7574,31 @@
                 <w:sz w:val="20"/>
                 <w:szCs w:val="20"/>
               </w:rPr>
-              <w:t>t</w:t>
-            </w:r>
-            <w:r>
-              <w:rPr>
-                <w:rFonts w:ascii="Arial" w:hAnsi="Arial" w:cs="Arial"/>
-                <w:sz w:val="20"/>
-                <w:szCs w:val="20"/>
-              </w:rPr>
-              <w:t xml:space="preserve">iekėjas, </w:t>
-            </w:r>
-            <w:r>
-              <w:rPr>
-                <w:rFonts w:ascii="Arial" w:hAnsi="Arial" w:cs="Arial"/>
-                <w:sz w:val="20"/>
-                <w:szCs w:val="20"/>
-              </w:rPr>
-              <w:t>t</w:t>
-            </w:r>
-            <w:r>
-              <w:rPr>
-                <w:rFonts w:ascii="Arial" w:hAnsi="Arial" w:cs="Arial"/>
-                <w:sz w:val="20"/>
-                <w:szCs w:val="20"/>
-              </w:rPr>
-              <w:t xml:space="preserve">iekėjų grupės narys, Subtiekėjas, Ūkio subjektas, kurio pajėgumais remiamasi, Kvazisubtiekėjas, kuris yra fizinis </w:t>
+              <w:t>jeigu tiekėjas, tiekėjų grupės narys, Subtiekėjas, Ūkio subjektas, kurio pajėgumais remiamasi, ar Kvazisubtiekėjas yra fizinis asmuo – nuolat gyvenantis ar turintis pilietybę</w:t>
+            </w:r>
+            <w:r>
+              <w:rPr>
+                <w:rFonts w:ascii="Arial" w:hAnsi="Arial" w:cs="Arial"/>
+                <w:sz w:val="20"/>
+                <w:szCs w:val="20"/>
+              </w:rPr>
+              <w:t xml:space="preserve"/>
+            </w:r>
+            <w:r>
+              <w:rPr>
+                <w:rFonts w:ascii="Arial" w:hAnsi="Arial" w:cs="Arial"/>
+                <w:sz w:val="20"/>
+                <w:szCs w:val="20"/>
+              </w:rPr>
+              <w:t/>
+            </w:r>
+            <w:r>
+              <w:rPr>
+                <w:rFonts w:ascii="Arial" w:hAnsi="Arial" w:cs="Arial"/>
+                <w:sz w:val="20"/>
+                <w:szCs w:val="20"/>
+              </w:rPr>
+              <w:t xml:space="preserve"/>
             </w:r>
             <w:r>
               <w:rPr>
@@ -7607,7 +7607,7 @@
                 <w:szCs w:val="20"/>
               </w:rPr>
               <w:lastRenderedPageBreak/>
-              <w:t>asmuo, – nuolat gyvenantis ar turintis pilietybę) Europos Sąjungos valstybėje narėje, Šiaurės Atlanto sutarties organizacijos valstybėje narėje ar trečiojoje šalyje, pasirašiusioje PĮ 29 straipsnio 4 dalyje nurodytus tarptautinius susitarimus.</w:t>
+              <w:t>) Europos Sąjungos valstybėje narėje, Šiaurės Atlanto sutarties organizacijos valstybėje narėje ar trečiojoje šalyje, pasirašiusioje PĮ 29 straipsnio 4 dalyje nurodytus tarptautinius susitarimus.</w:t>
             </w:r>
           </w:p>
         </w:tc>

--- a/PP-salygos/templates/DPSK_LTEN_SALYGOS.docx
+++ b/PP-salygos/templates/DPSK_LTEN_SALYGOS.docx
@@ -18841,7 +18841,7 @@
                 <w:sz w:val="20"/>
                 <w:szCs w:val="20"/>
               </w:rPr>
-              <w:t>Tiekėjams, ūkio subjektams, kurių pajėgumais tiekėjai remiasi ir, kai taikoma, subtiekėjams nustatomi kvalifikacijos reikalavimai ir (arba) reikalavimai dėl kokybės vadybos sistemos ir (arba) aplinkos apsaugos vadybos sistemos standartų laikymosi ir jų atitiktį patvirtinantys dokumentai nurodyti šių sąlygų 2 priede „Tiekėjų kvalifikacijos reikalavimai ir reikalaujami kokybės bei aplinkos apsaugos vadybos sistemų standartai“.</w:t>
+              <w:t>Tiekėjams, ūkio subjektams, kurių pajėgumais tiekėjai remiasi, ir, kai taikoma, subtiekėjams nustatomi kvalifikacijos reikalavimai ir (arba) reikalavimai dėl kokybės vadybos sistemos ir (arba) aplinkos apsaugos vadybos sistemos standartų laikymosi ir jų atitiktį patvirtinantys dokumentai nurodyti šių sąlygų 2 priede „Tiekėjų kvalifikacijos reikalavimai ir reikalaujami aplinkos apsaugos vadybos sistemų standartai“.</w:t>
             </w:r>
           </w:p>
         </w:tc>
@@ -18873,7 +18873,7 @@
                 <w:szCs w:val="20"/>
                 <w:lang w:val="en-US"/>
               </w:rPr>
-              <w:t xml:space="preserve">Qualification requirements and required environmental management system standards for suppliers, </w:t>
+              <w:t xml:space="preserve">Qualification requirements and/or requirements regarding compliance with quality management system and/or environmental management system standards for suppliers, </w:t>
             </w:r>
             <w:r>
               <w:rPr>
@@ -18891,7 +18891,7 @@
                 <w:szCs w:val="20"/>
                 <w:lang w:val="en-US"/>
               </w:rPr>
-              <w:t>conomic entities on whose capacities suppliers rely, and, where applicable, sub-suppliers, as well as documents confirming their compliance, are specified in Annex 2 of these conditions, "Qualification Requirements and Required Quality and Environmental Management System Standards"</w:t>
+              <w:t>conomic entities on whose capacities suppliers rely, and, where applicable, sub-suppliers, as well as documents confirming their compliance, are specified in Annex 2 of these conditions, "Qualification Requirements and Required Environmental Management System Standards"</w:t>
             </w:r>
             <w:r>
               <w:rPr>
@@ -19168,7 +19168,7 @@
                 <w:sz w:val="20"/>
                 <w:szCs w:val="20"/>
               </w:rPr>
-              <w:t>Užsienio valstybės tiekėjo valstybėje išduoti šių dokumentų 2 priede „Tiekėjų kvalifikacijos reikalavimai ir reikalavimai laikytis aplinkos apsaugos vadybos sistemų standartų“ nurodyti dokumentai legalizuojami vadovaujantis Dokumentų legalizavimo ir tvirtinimo pažyma (Apostille) tvarkos aprašu, patvirtintu Lietuvos Respublikos Vyriausybės 2006 m. spalio 30 d. nutarimu Nr. 1079, ir 1961 m. spalio 5 d. Hagos konvencija dėl užsienio valstybėse išduotų dokumentų legalizavimo panaikinimo, išskyrus atvejus, kai pagal Lietuvos Respublikos tarptautines sutartis ar Europos Sąjungos teisės aktus dokumentas yra atleistas nuo legalizavimo ir (ar) tvirtinimo žymos (Apostille).</w:t>
+              <w:t>Užsienio valstybės tiekėjo valstybėje išduoti šių dokumentų 2 priede „Tiekėjų kvalifikacijos reikalavimai ir reikalaujami aplinkos apsaugos vadybos sistemų standartai“ nurodyti dokumentai legalizuojami vadovaujantis Dokumentų legalizavimo ir tvirtinimo pažyma (Apostille) tvarkos aprašu, patvirtintu Lietuvos Respublikos Vyriausybės 2006 m. spalio 30 d. nutarimu Nr. 1079, ir 1961 m. spalio 5 d. Hagos konvencija dėl užsienio valstybėse išduotų dokumentų legalizavimo panaikinimo, išskyrus atvejus, kai pagal Lietuvos Respublikos tarptautines sutartis ar Europos Sąjungos teisės aktus dokumentas yra atleistas nuo legalizavimo ir (ar) tvirtinimo žymos (Apostille).</w:t>
             </w:r>
           </w:p>
         </w:tc>

--- a/PP-salygos/templates/DPSK_LTEN_SALYGOS.docx
+++ b/PP-salygos/templates/DPSK_LTEN_SALYGOS.docx
@@ -18007,7 +18007,6 @@
             <w:r>
               <w:rPr>
                 <w:rFonts w:ascii="Arial" w:hAnsi="Arial" w:cs="Arial"/>
-                <w:color w:val="FF0000"/>
                 <w:sz w:val="20"/>
                 <w:szCs w:val="20"/>
               </w:rPr>
@@ -18016,7 +18015,6 @@
             <w:r>
               <w:rPr>
                 <w:rFonts w:ascii="Arial" w:hAnsi="Arial" w:cs="Arial"/>
-                <w:color w:val="FF0000"/>
                 <w:sz w:val="20"/>
                 <w:szCs w:val="20"/>
               </w:rPr>
@@ -18049,7 +18047,6 @@
             <w:r>
               <w:rPr>
                 <w:rFonts w:ascii="Arial" w:hAnsi="Arial" w:cs="Arial"/>
-                <w:color w:val="FF0000"/>
                 <w:sz w:val="20"/>
                 <w:szCs w:val="20"/>
                 <w:lang w:val="en-US"/>
@@ -18060,7 +18057,6 @@
             <w:r>
               <w:rPr>
                 <w:rFonts w:ascii="Arial" w:hAnsi="Arial" w:cs="Arial"/>
-                <w:color w:val="FF0000"/>
                 <w:sz w:val="20"/>
                 <w:szCs w:val="20"/>
                 <w:lang w:val="en-US"/>
@@ -18070,7 +18066,6 @@
             <w:r>
               <w:rPr>
                 <w:rFonts w:ascii="Arial" w:hAnsi="Arial" w:cs="Arial"/>
-                <w:color w:val="FF0000"/>
                 <w:sz w:val="20"/>
                 <w:szCs w:val="20"/>
                 <w:lang w:val="en-US"/>
@@ -18080,7 +18075,6 @@
             <w:r>
               <w:rPr>
                 <w:rFonts w:ascii="Arial" w:hAnsi="Arial" w:cs="Arial"/>
-                <w:color w:val="FF0000"/>
                 <w:sz w:val="20"/>
                 <w:szCs w:val="20"/>
                 <w:lang w:val="en-US"/>
@@ -18090,7 +18084,6 @@
             <w:r>
               <w:rPr>
                 <w:rFonts w:ascii="Arial" w:hAnsi="Arial" w:cs="Arial"/>
-                <w:color w:val="FF0000"/>
                 <w:sz w:val="20"/>
                 <w:szCs w:val="20"/>
                 <w:lang w:val="en-US"/>
@@ -18100,7 +18093,6 @@
             <w:r>
               <w:rPr>
                 <w:rFonts w:ascii="Arial" w:hAnsi="Arial" w:cs="Arial"/>
-                <w:color w:val="FF0000"/>
                 <w:sz w:val="20"/>
                 <w:szCs w:val="20"/>
                 <w:lang w:val="en-US"/>
@@ -18111,7 +18103,6 @@
             <w:r>
               <w:rPr>
                 <w:rFonts w:ascii="Arial" w:hAnsi="Arial" w:cs="Arial"/>
-                <w:color w:val="FF0000"/>
                 <w:sz w:val="20"/>
                 <w:szCs w:val="20"/>
                 <w:lang w:val="en-US"/>
@@ -18121,7 +18112,6 @@
             <w:r>
               <w:rPr>
                 <w:rFonts w:ascii="Arial" w:hAnsi="Arial" w:cs="Arial"/>
-                <w:color w:val="FF0000"/>
                 <w:sz w:val="20"/>
                 <w:szCs w:val="20"/>
                 <w:lang w:val="en-US"/>
@@ -18176,7 +18166,6 @@
             <w:r>
               <w:rPr>
                 <w:rFonts w:ascii="Arial" w:hAnsi="Arial" w:cs="Arial"/>
-                <w:color w:val="FF0000"/>
                 <w:sz w:val="20"/>
                 <w:szCs w:val="20"/>
               </w:rPr>
@@ -18208,7 +18197,6 @@
             <w:r>
               <w:rPr>
                 <w:rFonts w:ascii="Arial" w:hAnsi="Arial" w:cs="Arial"/>
-                <w:color w:val="FF0000"/>
                 <w:sz w:val="20"/>
                 <w:szCs w:val="20"/>
                 <w:lang w:val="en-US"/>
@@ -18218,7 +18206,6 @@
             <w:r>
               <w:rPr>
                 <w:rFonts w:ascii="Arial" w:hAnsi="Arial" w:cs="Arial"/>
-                <w:color w:val="FF0000"/>
                 <w:sz w:val="20"/>
                 <w:szCs w:val="20"/>
                 <w:lang w:val="en-US"/>
@@ -18228,7 +18215,6 @@
             <w:r>
               <w:rPr>
                 <w:rFonts w:ascii="Arial" w:hAnsi="Arial" w:cs="Arial"/>
-                <w:color w:val="FF0000"/>
                 <w:sz w:val="20"/>
                 <w:szCs w:val="20"/>
                 <w:lang w:val="en-US"/>
@@ -18238,7 +18224,6 @@
             <w:r>
               <w:rPr>
                 <w:rFonts w:ascii="Arial" w:hAnsi="Arial" w:cs="Arial"/>
-                <w:color w:val="FF0000"/>
                 <w:sz w:val="20"/>
                 <w:szCs w:val="20"/>
                 <w:lang w:val="en-US"/>
@@ -18248,7 +18233,6 @@
             <w:r>
               <w:rPr>
                 <w:rFonts w:ascii="Arial" w:hAnsi="Arial" w:cs="Arial"/>
-                <w:color w:val="FF0000"/>
                 <w:sz w:val="20"/>
                 <w:szCs w:val="20"/>
                 <w:lang w:val="en-US"/>
@@ -18258,7 +18242,6 @@
             <w:r>
               <w:rPr>
                 <w:rFonts w:ascii="Arial" w:hAnsi="Arial" w:cs="Arial"/>
-                <w:color w:val="FF0000"/>
                 <w:sz w:val="20"/>
                 <w:szCs w:val="20"/>
                 <w:lang w:val="en-US"/>
@@ -18312,11 +18295,10 @@
             <w:r>
               <w:rPr>
                 <w:rFonts w:ascii="Arial" w:hAnsi="Arial" w:cs="Arial"/>
-                <w:color w:val="FF0000"/>
-                <w:sz w:val="20"/>
-                <w:szCs w:val="20"/>
-              </w:rPr>
-              <w:t>Pirkimo vykdytojas taip pat patikrina, ar dėl ūkio subjektų, kurių pajėgumais ketina remtis tiekėjas, nėra šių sąlygų 1 priede „Tiekėjų pašalinimo pagrindai“  nustatytų pašalinimo pagrindų. Jeigu dėl ūkio subjekto yra bent vienas pašalinimo pagrindas,  pirkimo vykdytojas reikalaus per jo nustatytą terminą pakeisti jį kitu ūkio subjektu, dėl kurio nėra pašalinimo pagrindų.  Šio punkto nuostatos taikomos ir subtiekėjams, jeigu šių sąlygų 1 priede „Tiekėjų pašalinimo pagrindai“ nustatyta, kad pašalinimo pagrindai taikomi ir jiems.</w:t>
+                <w:sz w:val="20"/>
+                <w:szCs w:val="20"/>
+              </w:rPr>
+              <w:t>Pirkimo vykdytojas taip pat patikrina, ar dėl ūkio subjektų, kurių pajėgumais ketina remtis tiekėjas, nėra šių sąlygų 1 priede „Tiekėjų pašalinimo pagrindai“ nustatytų pašalinimo pagrindų. Jeigu dėl ūkio subjekto yra bent vienas pašalinimo pagrindas, pirkimo vykdytojas reikalaus per jo nustatytą terminą pakeisti jį kitu ūkio subjektu, dėl kurio nėra pašalinimo pagrindų. Šio punkto nuostatos taikomos ir subtiekėjams, jeigu šių sąlygų 1 priede „Tiekėjų pašalinimo pagrindai“ nustatyta, kad pašalinimo pagrindai taikomi ir jiems.</w:t>
             </w:r>
           </w:p>
         </w:tc>
@@ -18345,7 +18327,6 @@
             <w:r>
               <w:rPr>
                 <w:rFonts w:ascii="Arial" w:hAnsi="Arial" w:cs="Arial"/>
-                <w:color w:val="FF0000"/>
                 <w:sz w:val="20"/>
                 <w:szCs w:val="20"/>
                 <w:lang w:val="en-US"/>
@@ -18355,7 +18336,6 @@
             <w:r>
               <w:rPr>
                 <w:rFonts w:ascii="Arial" w:hAnsi="Arial" w:cs="Arial"/>
-                <w:color w:val="FF0000"/>
                 <w:sz w:val="20"/>
                 <w:szCs w:val="20"/>
                 <w:lang w:val="en-US"/>
@@ -18365,7 +18345,6 @@
             <w:r>
               <w:rPr>
                 <w:rFonts w:ascii="Arial" w:hAnsi="Arial" w:cs="Arial"/>
-                <w:color w:val="FF0000"/>
                 <w:sz w:val="20"/>
                 <w:szCs w:val="20"/>
                 <w:lang w:val="en-US"/>
@@ -18375,7 +18354,6 @@
             <w:r>
               <w:rPr>
                 <w:rFonts w:ascii="Arial" w:hAnsi="Arial" w:cs="Arial"/>
-                <w:color w:val="FF0000"/>
                 <w:sz w:val="20"/>
                 <w:szCs w:val="20"/>
                 <w:lang w:val="en-US"/>
@@ -18385,7 +18363,6 @@
             <w:r>
               <w:rPr>
                 <w:rFonts w:ascii="Arial" w:hAnsi="Arial" w:cs="Arial"/>
-                <w:color w:val="FF0000"/>
                 <w:sz w:val="20"/>
                 <w:szCs w:val="20"/>
                 <w:lang w:val="en-US"/>
@@ -18395,7 +18372,6 @@
             <w:r>
               <w:rPr>
                 <w:rFonts w:ascii="Arial" w:hAnsi="Arial" w:cs="Arial"/>
-                <w:color w:val="FF0000"/>
                 <w:sz w:val="20"/>
                 <w:szCs w:val="20"/>
                 <w:lang w:val="en-US"/>
@@ -18449,11 +18425,10 @@
             <w:r>
               <w:rPr>
                 <w:rFonts w:ascii="Arial" w:hAnsi="Arial" w:cs="Arial"/>
-                <w:color w:val="FF0000"/>
-                <w:sz w:val="20"/>
-                <w:szCs w:val="20"/>
-              </w:rPr>
-              <w:t>Nepaisant 8.2. ir 8.3. punktų nuostatų, tiekėjas iš pirkimo nepašalinamas VPĮ 46 straipsnio 3 ir 10  dalyse nustatytais atvejais (atsižvelgiant į VPĮ 46 straipsnio 11 ir 12 dalių nuostatas), taip pat jeigu pagal VPĮ 46 straipsnio 8 dalį vertindamas tiekėjo patikimumą pirkimo vykdytojas priėmė sprendimą, kad tiekėjo pašalinimas iš pirkimo procedūros būtų neproporcingas vertinamam tiekėjo elgesiui pirkimo vykdytojas priėmė sprendimą, kad esant nustatytam pašalinimo pagrindui pagal VPĮ 46 straipsnio 4 dalies 7 punkto c papunktį būtų reikšmingai apribota konkurencija. Priimant sprendimus dėl tiekėjo pašalinimo iš pirkimo procedūros 8.3 punkte nurodytais pašalinimo pagrindais gali būti atsižvelgiama į pagal VPĮ 52 ir 91 straipsnius arba PĮ 63 ir 99 straipsnius skelbiamą informaciją.</w:t>
+                <w:sz w:val="20"/>
+                <w:szCs w:val="20"/>
+              </w:rPr>
+              <w:t>Nepaisant 8.2. ir 8.3. punktų nuostatų, tiekėjas iš pirkimo nepašalinamas VPĮ 46 straipsnio 3 ir 10 dalyse nustatytais atvejais (atsižvelgiant į VPĮ 46 straipsnio 11 ir 12 dalių nuostatas), taip pat jeigu pagal VPĮ 46 straipsnio 8 dalį vertindamas tiekėjo patikimumą pirkimo vykdytojas priėmė sprendimą, kad tiekėjo pašalinimas iš pirkimo procedūros būtų neproporcingas vertinamam tiekėjo elgesiui pirkimo vykdytojas priėmė sprendimą, kad esant nustatytam pašalinimo pagrindui pagal VPĮ 46 straipsnio 4 dalies 7 punkto c papunktį būtų reikšmingai apribota konkurencija. Priimant sprendimus dėl tiekėjo pašalinimo iš pirkimo procedūros 8.3 punkte nurodytais pašalinimo pagrindais gali būti atsižvelgiama į pagal VPĮ 52 ir 91 straipsnius arba PĮ 63 ir 99 straipsnius skelbiamą informaciją.</w:t>
             </w:r>
           </w:p>
         </w:tc>
@@ -18481,7 +18456,6 @@
             <w:r>
               <w:rPr>
                 <w:rFonts w:ascii="Arial" w:hAnsi="Arial" w:cs="Arial"/>
-                <w:color w:val="FF0000"/>
                 <w:sz w:val="20"/>
                 <w:szCs w:val="20"/>
                 <w:lang w:val="en-US"/>
